--- a/documentation/02 Configuration and Production/Production Go-Live Checklist.docx
+++ b/documentation/02 Configuration and Production/Production Go-Live Checklist.docx
@@ -289,7 +289,7 @@
                 <w:sz w:val="20"/>
                 <w:szCs w:val="20"/>
               </w:rPr>
-              <w:t>19 October 2026</w:t>
+              <w:t>21 October 2026</w:t>
             </w:r>
           </w:p>
         </w:tc>
@@ -1467,6 +1467,74 @@
           </w:p>
         </w:tc>
       </w:tr>
+      <w:tr>
+        <w:tblPrEx>
+          <w:tblCellMar>
+            <w:top w:w="0" w:type="dxa"/>
+            <w:bottom w:w="0" w:type="dxa"/>
+          </w:tblCellMar>
+        </w:tblPrEx>
+        <w:tc>
+          <w:tcPr>
+            <w:tcW w:w="1300" w:type="dxa"/>
+            <w:tcMar>
+              <w:top w:w="50" w:type="dxa"/>
+              <w:left w:w="90" w:type="dxa"/>
+              <w:bottom w:w="50" w:type="dxa"/>
+              <w:right w:w="90" w:type="dxa"/>
+            </w:tcMar>
+          </w:tcPr>
+          <w:p>
+            <w:r>
+              <w:rPr>
+                <w:sz w:val="19"/>
+                <w:szCs w:val="19"/>
+              </w:rPr>
+              <w:t>1.1</w:t>
+            </w:r>
+          </w:p>
+        </w:tc>
+        <w:tc>
+          <w:tcPr>
+            <w:tcW w:w="1900" w:type="dxa"/>
+            <w:tcMar>
+              <w:top w:w="50" w:type="dxa"/>
+              <w:left w:w="90" w:type="dxa"/>
+              <w:bottom w:w="50" w:type="dxa"/>
+              <w:right w:w="90" w:type="dxa"/>
+            </w:tcMar>
+          </w:tcPr>
+          <w:p>
+            <w:r>
+              <w:rPr>
+                <w:sz w:val="19"/>
+                <w:szCs w:val="19"/>
+              </w:rPr>
+              <w:t>21 October 2026</w:t>
+            </w:r>
+          </w:p>
+        </w:tc>
+        <w:tc>
+          <w:tcPr>
+            <w:tcW w:w="6438" w:type="dxa"/>
+            <w:tcMar>
+              <w:top w:w="50" w:type="dxa"/>
+              <w:left w:w="90" w:type="dxa"/>
+              <w:bottom w:w="50" w:type="dxa"/>
+              <w:right w:w="90" w:type="dxa"/>
+            </w:tcMar>
+          </w:tcPr>
+          <w:p>
+            <w:r>
+              <w:rPr>
+                <w:sz w:val="19"/>
+                <w:szCs w:val="19"/>
+              </w:rPr>
+              <w:t>The shared phone app and desktop copy rebuilt again (21 October 2026).</w:t>
+            </w:r>
+          </w:p>
+        </w:tc>
+      </w:tr>
     </w:tbl>
     <w:p>
       <w:pPr>
@@ -1478,7 +1546,15 @@
           <w:sz w:val="20"/>
           <w:szCs w:val="20"/>
         </w:rPr>
-        <w:t>Keep this document up to date: when a feature, setting or server changes, edit the matching section here and add a line to the table above.</w:t>
+        <w:t>Keep this document up to date: when a feature, setting or server ch</w:t>
+      </w:r>
+      <w:r>
+        <w:rPr>
+          <w:color w:val="5F6B66"/>
+          <w:sz w:val="20"/>
+          <w:szCs w:val="20"/>
+        </w:rPr>
+        <w:t>anges, edit the matching section here and add a line to the table above.</w:t>
       </w:r>
     </w:p>
     <w:p>
@@ -1499,7 +1575,7 @@
     <w:sdt>
       <w:sdtPr>
         <w:alias w:val="Contents"/>
-        <w:id w:val="-2054458412"/>
+        <w:id w:val="1213458053"/>
       </w:sdtPr>
       <w:sdtEndPr/>
       <w:sdtContent>
@@ -1521,15 +1597,12 @@
             <w:fldChar w:fldCharType="begin"/>
           </w:r>
           <w:r>
-            <w:instrText xml:space="preserve">TOC \h \o </w:instrText>
-          </w:r>
-          <w:r>
-            <w:instrText>"1-2"</w:instrText>
+            <w:instrText>TOC \h \o "1-2"</w:instrText>
           </w:r>
           <w:r>
             <w:fldChar w:fldCharType="separate"/>
           </w:r>
-          <w:hyperlink w:anchor="_Toc243320991" w:history="1">
+          <w:hyperlink w:anchor="_Toc243481617" w:history="1">
             <w:r>
               <w:rPr>
                 <w:rStyle w:val="Hyperlink"/>
@@ -1553,7 +1626,7 @@
               <w:rPr>
                 <w:noProof/>
               </w:rPr>
-              <w:instrText xml:space="preserve"> PAGEREF _Toc243320991 \h </w:instrText>
+              <w:instrText xml:space="preserve"> PAGEREF _Toc243481617 \h </w:instrText>
             </w:r>
             <w:r>
               <w:rPr>
@@ -1594,7 +1667,7 @@
               <w:szCs w:val="22"/>
             </w:rPr>
           </w:pPr>
-          <w:hyperlink w:anchor="_Toc243320992" w:history="1">
+          <w:hyperlink w:anchor="_Toc243481618" w:history="1">
             <w:r>
               <w:rPr>
                 <w:rStyle w:val="Hyperlink"/>
@@ -1618,7 +1691,7 @@
               <w:rPr>
                 <w:noProof/>
               </w:rPr>
-              <w:instrText xml:space="preserve"> PAGEREF _Toc243320992 \h </w:instrText>
+              <w:instrText xml:space="preserve"> PAGEREF _Toc243481618 \h </w:instrText>
             </w:r>
             <w:r>
               <w:rPr>
@@ -1659,7 +1732,7 @@
               <w:szCs w:val="22"/>
             </w:rPr>
           </w:pPr>
-          <w:hyperlink w:anchor="_Toc243320993" w:history="1">
+          <w:hyperlink w:anchor="_Toc243481619" w:history="1">
             <w:r>
               <w:rPr>
                 <w:rStyle w:val="Hyperlink"/>
@@ -1683,7 +1756,7 @@
               <w:rPr>
                 <w:noProof/>
               </w:rPr>
-              <w:instrText xml:space="preserve"> PAGEREF _Toc243320993 \h </w:instrText>
+              <w:instrText xml:space="preserve"> PAGEREF _Toc243481619 \h </w:instrText>
             </w:r>
             <w:r>
               <w:rPr>
@@ -1724,7 +1797,7 @@
               <w:szCs w:val="22"/>
             </w:rPr>
           </w:pPr>
-          <w:hyperlink w:anchor="_Toc243320994" w:history="1">
+          <w:hyperlink w:anchor="_Toc243481620" w:history="1">
             <w:r>
               <w:rPr>
                 <w:rStyle w:val="Hyperlink"/>
@@ -1748,7 +1821,7 @@
               <w:rPr>
                 <w:noProof/>
               </w:rPr>
-              <w:instrText xml:space="preserve"> PAGEREF _Toc243320994 \h </w:instrText>
+              <w:instrText xml:space="preserve"> PAGEREF _Toc243481620 \h </w:instrText>
             </w:r>
             <w:r>
               <w:rPr>
@@ -1789,7 +1862,7 @@
               <w:szCs w:val="22"/>
             </w:rPr>
           </w:pPr>
-          <w:hyperlink w:anchor="_Toc243320995" w:history="1">
+          <w:hyperlink w:anchor="_Toc243481621" w:history="1">
             <w:r>
               <w:rPr>
                 <w:rStyle w:val="Hyperlink"/>
@@ -1813,7 +1886,7 @@
               <w:rPr>
                 <w:noProof/>
               </w:rPr>
-              <w:instrText xml:space="preserve"> PAGEREF _Toc243320995 \h </w:instrText>
+              <w:instrText xml:space="preserve"> PAGEREF _Toc243481621 \h </w:instrText>
             </w:r>
             <w:r>
               <w:rPr>
@@ -1854,7 +1927,7 @@
               <w:szCs w:val="22"/>
             </w:rPr>
           </w:pPr>
-          <w:hyperlink w:anchor="_Toc243320996" w:history="1">
+          <w:hyperlink w:anchor="_Toc243481622" w:history="1">
             <w:r>
               <w:rPr>
                 <w:rStyle w:val="Hyperlink"/>
@@ -1878,7 +1951,7 @@
               <w:rPr>
                 <w:noProof/>
               </w:rPr>
-              <w:instrText xml:space="preserve"> PAGEREF _Toc243320996 \h </w:instrText>
+              <w:instrText xml:space="preserve"> PAGEREF _Toc243481622 \h </w:instrText>
             </w:r>
             <w:r>
               <w:rPr>
@@ -1919,7 +1992,7 @@
               <w:szCs w:val="22"/>
             </w:rPr>
           </w:pPr>
-          <w:hyperlink w:anchor="_Toc243320997" w:history="1">
+          <w:hyperlink w:anchor="_Toc243481623" w:history="1">
             <w:r>
               <w:rPr>
                 <w:rStyle w:val="Hyperlink"/>
@@ -1943,7 +2016,7 @@
               <w:rPr>
                 <w:noProof/>
               </w:rPr>
-              <w:instrText xml:space="preserve"> PAGEREF _Toc243320997 \h </w:instrText>
+              <w:instrText xml:space="preserve"> PAGEREF _Toc243481623 \h </w:instrText>
             </w:r>
             <w:r>
               <w:rPr>
@@ -1986,7 +2059,7 @@
       <w:pPr>
         <w:pStyle w:val="Heading1"/>
       </w:pPr>
-      <w:bookmarkStart w:id="1" w:name="_Toc243320991"/>
+      <w:bookmarkStart w:id="1" w:name="_Toc243481617"/>
       <w:r>
         <w:lastRenderedPageBreak/>
         <w:t>1  How to use this checklist</w:t>
@@ -2013,7 +2086,7 @@
       <w:pPr>
         <w:pStyle w:val="Heading1"/>
       </w:pPr>
-      <w:bookmarkStart w:id="2" w:name="_Toc243320992"/>
+      <w:bookmarkStart w:id="2" w:name="_Toc243481618"/>
       <w:r>
         <w:lastRenderedPageBreak/>
         <w:t>2  Priority 1 - Security</w:t>
@@ -2305,14 +2378,21 @@
                 <w:sz w:val="19"/>
                 <w:szCs w:val="19"/>
               </w:rPr>
-              <w:t xml:space="preserve">Done 5 October 2026. Every request through the admin server must carry a token issued to an approved computer of an Admin or SuperAdmin, and the backend takes the acting user from it (Send Money included). Desktop sign-ins last 12 hours; 5 wrong passwords </w:t>
-            </w:r>
-            <w:r>
-              <w:rPr>
-                <w:sz w:val="19"/>
-                <w:szCs w:val="19"/>
-              </w:rPr>
-              <w:t>mean a 15-minute wait. Files: backend security/DesktopClientFilter.java, service/ComputerService.java; admin server app/core/backend_client.py, app/core/sign_in_limit.py.</w:t>
+              <w:t xml:space="preserve">Done 5 October 2026. Every request through the admin server must carry a token issued to an approved computer of an Admin or SuperAdmin, </w:t>
+            </w:r>
+            <w:r>
+              <w:rPr>
+                <w:sz w:val="19"/>
+                <w:szCs w:val="19"/>
+              </w:rPr>
+              <w:t>and the backend takes the acting user from it (Send Money included). Desktop sign-ins last 12 hours; 5 wrong passwords mean a 15-minute wait. Files: backend security/DesktopClientFilter.java, service/ComputerService.java; admin server app/core/backend_clie</w:t>
+            </w:r>
+            <w:r>
+              <w:rPr>
+                <w:sz w:val="19"/>
+                <w:szCs w:val="19"/>
+              </w:rPr>
+              <w:t>nt.py, app/core/sign_in_limit.py.</w:t>
             </w:r>
           </w:p>
         </w:tc>
@@ -3292,7 +3372,7 @@
       <w:pPr>
         <w:pStyle w:val="Heading1"/>
       </w:pPr>
-      <w:bookmarkStart w:id="3" w:name="_Toc243320993"/>
+      <w:bookmarkStart w:id="3" w:name="_Toc243481619"/>
       <w:r>
         <w:lastRenderedPageBreak/>
         <w:t>3  Priority 1 - M-Pesa live</w:t>
@@ -4112,7 +4192,7 @@
       <w:pPr>
         <w:pStyle w:val="Heading1"/>
       </w:pPr>
-      <w:bookmarkStart w:id="4" w:name="_Toc243320994"/>
+      <w:bookmarkStart w:id="4" w:name="_Toc243481620"/>
       <w:r>
         <w:lastRenderedPageBreak/>
         <w:t>4  Priority 2 - Hosting and reliability</w:t>
@@ -5028,7 +5108,7 @@
       <w:pPr>
         <w:pStyle w:val="Heading1"/>
       </w:pPr>
-      <w:bookmarkStart w:id="5" w:name="_Toc243320995"/>
+      <w:bookmarkStart w:id="5" w:name="_Toc243481621"/>
       <w:r>
         <w:lastRenderedPageBreak/>
         <w:t>5  Priority 2 - Applications</w:t>
@@ -5835,7 +5915,14 @@
                 <w:sz w:val="19"/>
                 <w:szCs w:val="19"/>
               </w:rPr>
-              <w:t>While the app is in "Testing", only its listed test users can sign in with Google. In Google Cloud Console (Google Auth Platform, Audience) press "Publish app", after checking the app name, support email and links on the Branding page.</w:t>
+              <w:t>While the app is in "Testing", only its listed test users can sign in with Google. In Google Cloud Console (Google Auth Platform, Audience) press "Publish app", after checking the app name, support email and links on the Bran</w:t>
+            </w:r>
+            <w:r>
+              <w:rPr>
+                <w:sz w:val="19"/>
+                <w:szCs w:val="19"/>
+              </w:rPr>
+              <w:t>ding page.</w:t>
             </w:r>
           </w:p>
         </w:tc>
@@ -6043,6 +6130,7 @@
                 <w:sz w:val="19"/>
                 <w:szCs w:val="19"/>
               </w:rPr>
+              <w:lastRenderedPageBreak/>
               <w:t>☐</w:t>
             </w:r>
           </w:p>
@@ -6091,7 +6179,14 @@
                 <w:sz w:val="19"/>
                 <w:szCs w:val="19"/>
               </w:rPr>
-              <w:t>Built 18 October 2026 (real photographs, the company emblem as the icon). Done 19 October 2026: the shared APK and the desktop copy for other admins rebuilt (the desktop copy plays the same entrance); give them to the other admins.</w:t>
+              <w:t>Built 18 October 2026 (real photographs, the company emblem as the icon). Done 19 October 2026: the shared APK and the desktop copy for other admins rebuilt (the desktop copy plays the same entrance); give them to the other admins. Done again 21 October 20</w:t>
+            </w:r>
+            <w:r>
+              <w:rPr>
+                <w:sz w:val="19"/>
+                <w:szCs w:val="19"/>
+              </w:rPr>
+              <w:t>26: both rebuilt with everything since (Living Forest colours, colour themes, Settings, the Sign out question, the phone staying unlocked when turned, the modern desktop look); the old copies are kept in /root/backups.</w:t>
             </w:r>
           </w:p>
         </w:tc>
@@ -6126,7 +6221,6 @@
                 <w:sz w:val="19"/>
                 <w:szCs w:val="19"/>
               </w:rPr>
-              <w:lastRenderedPageBreak/>
               <w:t>☐</w:t>
             </w:r>
           </w:p>
@@ -6197,7 +6291,7 @@
       <w:pPr>
         <w:pStyle w:val="Heading1"/>
       </w:pPr>
-      <w:bookmarkStart w:id="6" w:name="_Toc243320996"/>
+      <w:bookmarkStart w:id="6" w:name="_Toc243481622"/>
       <w:r>
         <w:lastRenderedPageBreak/>
         <w:t>6  Priority 2 - Data</w:t>
@@ -6676,7 +6770,7 @@
       <w:pPr>
         <w:pStyle w:val="Heading1"/>
       </w:pPr>
-      <w:bookmarkStart w:id="7" w:name="_Toc243320997"/>
+      <w:bookmarkStart w:id="7" w:name="_Toc243481623"/>
       <w:r>
         <w:lastRenderedPageBreak/>
         <w:t>7  Priority 3 - Compliance and handover</w:t>
@@ -7364,72 +7458,72 @@
 <file path=word/numbering.xml><?xml version="1.0" encoding="utf-8"?>
 <w:numbering xmlns:wpc="http://schemas.microsoft.com/office/word/2010/wordprocessingCanvas" xmlns:cx="http://schemas.microsoft.com/office/drawing/2014/chartex" xmlns:cx1="http://schemas.microsoft.com/office/drawing/2015/9/8/chartex" xmlns:mc="http://schemas.openxmlformats.org/markup-compatibility/2006" xmlns:o="urn:schemas-microsoft-com:office:office" xmlns:r="http://schemas.openxmlformats.org/officeDocument/2006/relationships" xmlns:m="http://schemas.openxmlformats.org/officeDocument/2006/math" xmlns:v="urn:schemas-microsoft-com:vml" xmlns:wp14="http://schemas.microsoft.com/office/word/2010/wordprocessingDrawing" xmlns:wp="http://schemas.openxmlformats.org/drawingml/2006/wordprocessingDrawing" xmlns:w10="urn:schemas-microsoft-com:office:word" xmlns:w="http://schemas.openxmlformats.org/wordprocessingml/2006/main" xmlns:w14="http://schemas.microsoft.com/office/word/2010/wordml" xmlns:w15="http://schemas.microsoft.com/office/word/2012/wordml" xmlns:w16se="http://schemas.microsoft.com/office/word/2015/wordml/symex" xmlns:wpg="http://schemas.microsoft.com/office/word/2010/wordprocessingGroup" xmlns:wpi="http://schemas.microsoft.com/office/word/2010/wordprocessingInk" xmlns:wne="http://schemas.microsoft.com/office/word/2006/wordml" xmlns:wps="http://schemas.microsoft.com/office/word/2010/wordprocessingShape" mc:Ignorable="w14 w15 w16se wp14">
   <w:abstractNum w:abstractNumId="0" w15:restartNumberingAfterBreak="0">
-    <w:nsid w:val="11EB0540"/>
+    <w:nsid w:val="1F301ADF"/>
     <w:multiLevelType w:val="hybridMultilevel"/>
-    <w:tmpl w:val="40FC5F32"/>
-    <w:lvl w:ilvl="0" w:tplc="7CB48B72" w:tentative="1">
+    <w:tmpl w:val="15E09F30"/>
+    <w:lvl w:ilvl="0" w:tplc="9D6E11FC" w:tentative="1">
       <w:start w:val="1"/>
-      <w:numFmt w:val="bullet"/>
-      <w:lvlText w:val="•"/>
+      <w:numFmt w:val="decimal"/>
+      <w:lvlText w:val="%1."/>
       <w:lvlJc w:val="left"/>
       <w:pPr>
         <w:ind w:left="540" w:hanging="300"/>
       </w:pPr>
     </w:lvl>
-    <w:lvl w:ilvl="1" w:tplc="374857B2" w:tentative="1">
+    <w:lvl w:ilvl="1" w:tplc="76D69018" w:tentative="1">
       <w:start w:val="1"/>
-      <w:numFmt w:val="bullet"/>
-      <w:lvlText w:val="–"/>
+      <w:numFmt w:val="lowerLetter"/>
+      <w:lvlText w:val="%2."/>
       <w:lvlJc w:val="left"/>
       <w:pPr>
         <w:ind w:left="940" w:hanging="300"/>
       </w:pPr>
     </w:lvl>
-    <w:lvl w:ilvl="2" w:tplc="DBDC14D4" w:tentative="1">
+    <w:lvl w:ilvl="2" w:tplc="7D50D1EE" w:tentative="1">
       <w:start w:val="1"/>
-      <w:numFmt w:val="bullet"/>
-      <w:lvlText w:val="◦"/>
+      <w:numFmt w:val="lowerRoman"/>
+      <w:lvlText w:val="%3."/>
       <w:lvlJc w:val="left"/>
       <w:pPr>
         <w:ind w:left="1340" w:hanging="300"/>
       </w:pPr>
     </w:lvl>
-    <w:lvl w:ilvl="3" w:tplc="657A6252">
+    <w:lvl w:ilvl="3" w:tplc="0FEC1F68">
       <w:numFmt w:val="decimal"/>
       <w:lvlText w:val=""/>
       <w:lvlJc w:val="left"/>
     </w:lvl>
-    <w:lvl w:ilvl="4" w:tplc="7FFC4946">
+    <w:lvl w:ilvl="4" w:tplc="3B72E8EE">
       <w:numFmt w:val="decimal"/>
       <w:lvlText w:val=""/>
       <w:lvlJc w:val="left"/>
     </w:lvl>
-    <w:lvl w:ilvl="5" w:tplc="62E42CC4">
+    <w:lvl w:ilvl="5" w:tplc="9162E85C">
       <w:numFmt w:val="decimal"/>
       <w:lvlText w:val=""/>
       <w:lvlJc w:val="left"/>
     </w:lvl>
-    <w:lvl w:ilvl="6" w:tplc="E926E42C">
+    <w:lvl w:ilvl="6" w:tplc="C4BE54EA">
       <w:numFmt w:val="decimal"/>
       <w:lvlText w:val=""/>
       <w:lvlJc w:val="left"/>
     </w:lvl>
-    <w:lvl w:ilvl="7" w:tplc="06762EC0">
+    <w:lvl w:ilvl="7" w:tplc="1220D044">
       <w:numFmt w:val="decimal"/>
       <w:lvlText w:val=""/>
       <w:lvlJc w:val="left"/>
     </w:lvl>
-    <w:lvl w:ilvl="8" w:tplc="F6EA120A">
+    <w:lvl w:ilvl="8" w:tplc="6218A59A">
       <w:numFmt w:val="decimal"/>
       <w:lvlText w:val=""/>
       <w:lvlJc w:val="left"/>
     </w:lvl>
   </w:abstractNum>
   <w:abstractNum w:abstractNumId="1" w15:restartNumberingAfterBreak="0">
-    <w:nsid w:val="13C060D2"/>
+    <w:nsid w:val="2B5B7DC7"/>
     <w:multiLevelType w:val="hybridMultilevel"/>
-    <w:tmpl w:val="224E8ECC"/>
-    <w:lvl w:ilvl="0" w:tplc="CBD2B382" w:tentative="1">
+    <w:tmpl w:val="FF8A0D80"/>
+    <w:lvl w:ilvl="0" w:tplc="46DA8746" w:tentative="1">
       <w:start w:val="1"/>
       <w:numFmt w:val="bullet"/>
       <w:lvlText w:val="●"/>
@@ -7438,7 +7532,7 @@
         <w:ind w:left="720" w:hanging="360"/>
       </w:pPr>
     </w:lvl>
-    <w:lvl w:ilvl="1" w:tplc="2746096C" w:tentative="1">
+    <w:lvl w:ilvl="1" w:tplc="EC6EB6DA" w:tentative="1">
       <w:start w:val="1"/>
       <w:numFmt w:val="bullet"/>
       <w:lvlText w:val="○"/>
@@ -7447,7 +7541,7 @@
         <w:ind w:left="1440" w:hanging="360"/>
       </w:pPr>
     </w:lvl>
-    <w:lvl w:ilvl="2" w:tplc="DD3AB6B4" w:tentative="1">
+    <w:lvl w:ilvl="2" w:tplc="4C3C026E" w:tentative="1">
       <w:start w:val="1"/>
       <w:numFmt w:val="bullet"/>
       <w:lvlText w:val="■"/>
@@ -7456,7 +7550,7 @@
         <w:ind w:left="2160" w:hanging="360"/>
       </w:pPr>
     </w:lvl>
-    <w:lvl w:ilvl="3" w:tplc="A030C9C6" w:tentative="1">
+    <w:lvl w:ilvl="3" w:tplc="AF20E0C8" w:tentative="1">
       <w:start w:val="1"/>
       <w:numFmt w:val="bullet"/>
       <w:lvlText w:val="●"/>
@@ -7465,7 +7559,7 @@
         <w:ind w:left="2880" w:hanging="360"/>
       </w:pPr>
     </w:lvl>
-    <w:lvl w:ilvl="4" w:tplc="6A662AEA" w:tentative="1">
+    <w:lvl w:ilvl="4" w:tplc="11CC1D22" w:tentative="1">
       <w:start w:val="1"/>
       <w:numFmt w:val="bullet"/>
       <w:lvlText w:val="○"/>
@@ -7474,7 +7568,7 @@
         <w:ind w:left="3600" w:hanging="360"/>
       </w:pPr>
     </w:lvl>
-    <w:lvl w:ilvl="5" w:tplc="DA9878F4" w:tentative="1">
+    <w:lvl w:ilvl="5" w:tplc="21E48C20" w:tentative="1">
       <w:start w:val="1"/>
       <w:numFmt w:val="bullet"/>
       <w:lvlText w:val="■"/>
@@ -7483,7 +7577,7 @@
         <w:ind w:left="4320" w:hanging="360"/>
       </w:pPr>
     </w:lvl>
-    <w:lvl w:ilvl="6" w:tplc="8ADE0F02" w:tentative="1">
+    <w:lvl w:ilvl="6" w:tplc="4A4CAA84" w:tentative="1">
       <w:start w:val="1"/>
       <w:numFmt w:val="bullet"/>
       <w:lvlText w:val="●"/>
@@ -7492,7 +7586,7 @@
         <w:ind w:left="5040" w:hanging="360"/>
       </w:pPr>
     </w:lvl>
-    <w:lvl w:ilvl="7" w:tplc="FF1A4C4A" w:tentative="1">
+    <w:lvl w:ilvl="7" w:tplc="22187330" w:tentative="1">
       <w:start w:val="1"/>
       <w:numFmt w:val="bullet"/>
       <w:lvlText w:val="●"/>
@@ -7501,7 +7595,7 @@
         <w:ind w:left="5760" w:hanging="360"/>
       </w:pPr>
     </w:lvl>
-    <w:lvl w:ilvl="8" w:tplc="2F649F42" w:tentative="1">
+    <w:lvl w:ilvl="8" w:tplc="7F10FC6E" w:tentative="1">
       <w:start w:val="1"/>
       <w:numFmt w:val="bullet"/>
       <w:lvlText w:val="●"/>
@@ -7512,62 +7606,62 @@
     </w:lvl>
   </w:abstractNum>
   <w:abstractNum w:abstractNumId="2" w15:restartNumberingAfterBreak="0">
-    <w:nsid w:val="22E304FF"/>
+    <w:nsid w:val="62EE1BC4"/>
     <w:multiLevelType w:val="hybridMultilevel"/>
-    <w:tmpl w:val="AA342A1A"/>
-    <w:lvl w:ilvl="0" w:tplc="984AF688" w:tentative="1">
+    <w:tmpl w:val="CE1A7B34"/>
+    <w:lvl w:ilvl="0" w:tplc="0FCE94FA" w:tentative="1">
       <w:start w:val="1"/>
-      <w:numFmt w:val="decimal"/>
-      <w:lvlText w:val="%1."/>
+      <w:numFmt w:val="bullet"/>
+      <w:lvlText w:val="•"/>
       <w:lvlJc w:val="left"/>
       <w:pPr>
         <w:ind w:left="540" w:hanging="300"/>
       </w:pPr>
     </w:lvl>
-    <w:lvl w:ilvl="1" w:tplc="59380C82" w:tentative="1">
+    <w:lvl w:ilvl="1" w:tplc="C46043D4" w:tentative="1">
       <w:start w:val="1"/>
-      <w:numFmt w:val="lowerLetter"/>
-      <w:lvlText w:val="%2."/>
+      <w:numFmt w:val="bullet"/>
+      <w:lvlText w:val="–"/>
       <w:lvlJc w:val="left"/>
       <w:pPr>
         <w:ind w:left="940" w:hanging="300"/>
       </w:pPr>
     </w:lvl>
-    <w:lvl w:ilvl="2" w:tplc="4D16B2C8" w:tentative="1">
+    <w:lvl w:ilvl="2" w:tplc="9D7668CC" w:tentative="1">
       <w:start w:val="1"/>
-      <w:numFmt w:val="lowerRoman"/>
-      <w:lvlText w:val="%3."/>
+      <w:numFmt w:val="bullet"/>
+      <w:lvlText w:val="◦"/>
       <w:lvlJc w:val="left"/>
       <w:pPr>
         <w:ind w:left="1340" w:hanging="300"/>
       </w:pPr>
     </w:lvl>
-    <w:lvl w:ilvl="3" w:tplc="4330D764">
+    <w:lvl w:ilvl="3" w:tplc="EE40AEAC">
       <w:numFmt w:val="decimal"/>
       <w:lvlText w:val=""/>
       <w:lvlJc w:val="left"/>
     </w:lvl>
-    <w:lvl w:ilvl="4" w:tplc="BC3E3E14">
+    <w:lvl w:ilvl="4" w:tplc="80AEF800">
       <w:numFmt w:val="decimal"/>
       <w:lvlText w:val=""/>
       <w:lvlJc w:val="left"/>
     </w:lvl>
-    <w:lvl w:ilvl="5" w:tplc="01CC551E">
+    <w:lvl w:ilvl="5" w:tplc="D5603EC6">
       <w:numFmt w:val="decimal"/>
       <w:lvlText w:val=""/>
       <w:lvlJc w:val="left"/>
     </w:lvl>
-    <w:lvl w:ilvl="6" w:tplc="D450B656">
+    <w:lvl w:ilvl="6" w:tplc="8B0E2B06">
       <w:numFmt w:val="decimal"/>
       <w:lvlText w:val=""/>
       <w:lvlJc w:val="left"/>
     </w:lvl>
-    <w:lvl w:ilvl="7" w:tplc="8E48F3B0">
+    <w:lvl w:ilvl="7" w:tplc="08F4B76C">
       <w:numFmt w:val="decimal"/>
       <w:lvlText w:val=""/>
       <w:lvlJc w:val="left"/>
     </w:lvl>
-    <w:lvl w:ilvl="8" w:tplc="64126E4A">
+    <w:lvl w:ilvl="8" w:tplc="4F5A8ED0">
       <w:numFmt w:val="decimal"/>
       <w:lvlText w:val=""/>
       <w:lvlJc w:val="left"/>
@@ -8203,7 +8297,7 @@
     <w:autoRedefine/>
     <w:uiPriority w:val="39"/>
     <w:unhideWhenUsed/>
-    <w:rsid w:val="00F4410E"/>
+    <w:rsid w:val="00F94EA6"/>
     <w:pPr>
       <w:spacing w:after="100"/>
     </w:pPr>

--- a/documentation/02 Configuration and Production/Production Go-Live Checklist.docx
+++ b/documentation/02 Configuration and Production/Production Go-Live Checklist.docx
@@ -289,7 +289,7 @@
                 <w:sz w:val="20"/>
                 <w:szCs w:val="20"/>
               </w:rPr>
-              <w:t>21 October 2026</w:t>
+              <w:t>24 October 2026</w:t>
             </w:r>
           </w:p>
         </w:tc>
@@ -1535,6 +1535,74 @@
           </w:p>
         </w:tc>
       </w:tr>
+      <w:tr>
+        <w:tblPrEx>
+          <w:tblCellMar>
+            <w:top w:w="0" w:type="dxa"/>
+            <w:bottom w:w="0" w:type="dxa"/>
+          </w:tblCellMar>
+        </w:tblPrEx>
+        <w:tc>
+          <w:tcPr>
+            <w:tcW w:w="1300" w:type="dxa"/>
+            <w:tcMar>
+              <w:top w:w="50" w:type="dxa"/>
+              <w:left w:w="90" w:type="dxa"/>
+              <w:bottom w:w="50" w:type="dxa"/>
+              <w:right w:w="90" w:type="dxa"/>
+            </w:tcMar>
+          </w:tcPr>
+          <w:p>
+            <w:r>
+              <w:rPr>
+                <w:sz w:val="19"/>
+                <w:szCs w:val="19"/>
+              </w:rPr>
+              <w:t>1.1</w:t>
+            </w:r>
+          </w:p>
+        </w:tc>
+        <w:tc>
+          <w:tcPr>
+            <w:tcW w:w="1900" w:type="dxa"/>
+            <w:tcMar>
+              <w:top w:w="50" w:type="dxa"/>
+              <w:left w:w="90" w:type="dxa"/>
+              <w:bottom w:w="50" w:type="dxa"/>
+              <w:right w:w="90" w:type="dxa"/>
+            </w:tcMar>
+          </w:tcPr>
+          <w:p>
+            <w:r>
+              <w:rPr>
+                <w:sz w:val="19"/>
+                <w:szCs w:val="19"/>
+              </w:rPr>
+              <w:t>24 October 2026</w:t>
+            </w:r>
+          </w:p>
+        </w:tc>
+        <w:tc>
+          <w:tcPr>
+            <w:tcW w:w="6438" w:type="dxa"/>
+            <w:tcMar>
+              <w:top w:w="50" w:type="dxa"/>
+              <w:left w:w="90" w:type="dxa"/>
+              <w:bottom w:w="50" w:type="dxa"/>
+              <w:right w:w="90" w:type="dxa"/>
+            </w:tcMar>
+          </w:tcPr>
+          <w:p>
+            <w:r>
+              <w:rPr>
+                <w:sz w:val="19"/>
+                <w:szCs w:val="19"/>
+              </w:rPr>
+              <w:t>Keep the worker data key safe and copy it to the hosted server.</w:t>
+            </w:r>
+          </w:p>
+        </w:tc>
+      </w:tr>
     </w:tbl>
     <w:p>
       <w:pPr>
@@ -1546,15 +1614,7 @@
           <w:sz w:val="20"/>
           <w:szCs w:val="20"/>
         </w:rPr>
-        <w:t>Keep this document up to date: when a feature, setting or server ch</w:t>
-      </w:r>
-      <w:r>
-        <w:rPr>
-          <w:color w:val="5F6B66"/>
-          <w:sz w:val="20"/>
-          <w:szCs w:val="20"/>
-        </w:rPr>
-        <w:t>anges, edit the matching section here and add a line to the table above.</w:t>
+        <w:t>Keep this document up to date: when a feature, setting or server changes, edit the matching section here and add a line to the table above.</w:t>
       </w:r>
     </w:p>
     <w:p>
@@ -1575,7 +1635,7 @@
     <w:sdt>
       <w:sdtPr>
         <w:alias w:val="Contents"/>
-        <w:id w:val="1213458053"/>
+        <w:id w:val="224344424"/>
       </w:sdtPr>
       <w:sdtEndPr/>
       <w:sdtContent>
@@ -1602,7 +1662,7 @@
           <w:r>
             <w:fldChar w:fldCharType="separate"/>
           </w:r>
-          <w:hyperlink w:anchor="_Toc243481617" w:history="1">
+          <w:hyperlink w:anchor="_Toc243697173" w:history="1">
             <w:r>
               <w:rPr>
                 <w:rStyle w:val="Hyperlink"/>
@@ -1626,7 +1686,7 @@
               <w:rPr>
                 <w:noProof/>
               </w:rPr>
-              <w:instrText xml:space="preserve"> PAGEREF _Toc243481617 \h </w:instrText>
+              <w:instrText xml:space="preserve"> PAGEREF _Toc243697173 \h </w:instrText>
             </w:r>
             <w:r>
               <w:rPr>
@@ -1667,7 +1727,7 @@
               <w:szCs w:val="22"/>
             </w:rPr>
           </w:pPr>
-          <w:hyperlink w:anchor="_Toc243481618" w:history="1">
+          <w:hyperlink w:anchor="_Toc243697174" w:history="1">
             <w:r>
               <w:rPr>
                 <w:rStyle w:val="Hyperlink"/>
@@ -1691,7 +1751,7 @@
               <w:rPr>
                 <w:noProof/>
               </w:rPr>
-              <w:instrText xml:space="preserve"> PAGEREF _Toc243481618 \h </w:instrText>
+              <w:instrText xml:space="preserve"> PAGEREF _Toc243697174 \h </w:instrText>
             </w:r>
             <w:r>
               <w:rPr>
@@ -1732,7 +1792,7 @@
               <w:szCs w:val="22"/>
             </w:rPr>
           </w:pPr>
-          <w:hyperlink w:anchor="_Toc243481619" w:history="1">
+          <w:hyperlink w:anchor="_Toc243697175" w:history="1">
             <w:r>
               <w:rPr>
                 <w:rStyle w:val="Hyperlink"/>
@@ -1756,7 +1816,7 @@
               <w:rPr>
                 <w:noProof/>
               </w:rPr>
-              <w:instrText xml:space="preserve"> PAGEREF _Toc243481619 \h </w:instrText>
+              <w:instrText xml:space="preserve"> PAGEREF _Toc243697175 \h </w:instrText>
             </w:r>
             <w:r>
               <w:rPr>
@@ -1797,7 +1857,7 @@
               <w:szCs w:val="22"/>
             </w:rPr>
           </w:pPr>
-          <w:hyperlink w:anchor="_Toc243481620" w:history="1">
+          <w:hyperlink w:anchor="_Toc243697176" w:history="1">
             <w:r>
               <w:rPr>
                 <w:rStyle w:val="Hyperlink"/>
@@ -1821,7 +1881,7 @@
               <w:rPr>
                 <w:noProof/>
               </w:rPr>
-              <w:instrText xml:space="preserve"> PAGEREF _Toc243481620 \h </w:instrText>
+              <w:instrText xml:space="preserve"> PAGEREF _Toc243697176 \h </w:instrText>
             </w:r>
             <w:r>
               <w:rPr>
@@ -1862,7 +1922,7 @@
               <w:szCs w:val="22"/>
             </w:rPr>
           </w:pPr>
-          <w:hyperlink w:anchor="_Toc243481621" w:history="1">
+          <w:hyperlink w:anchor="_Toc243697177" w:history="1">
             <w:r>
               <w:rPr>
                 <w:rStyle w:val="Hyperlink"/>
@@ -1886,7 +1946,7 @@
               <w:rPr>
                 <w:noProof/>
               </w:rPr>
-              <w:instrText xml:space="preserve"> PAGEREF _Toc243481621 \h </w:instrText>
+              <w:instrText xml:space="preserve"> PAGEREF _Toc243697177 \h </w:instrText>
             </w:r>
             <w:r>
               <w:rPr>
@@ -1927,7 +1987,7 @@
               <w:szCs w:val="22"/>
             </w:rPr>
           </w:pPr>
-          <w:hyperlink w:anchor="_Toc243481622" w:history="1">
+          <w:hyperlink w:anchor="_Toc243697178" w:history="1">
             <w:r>
               <w:rPr>
                 <w:rStyle w:val="Hyperlink"/>
@@ -1951,7 +2011,7 @@
               <w:rPr>
                 <w:noProof/>
               </w:rPr>
-              <w:instrText xml:space="preserve"> PAGEREF _Toc243481622 \h </w:instrText>
+              <w:instrText xml:space="preserve"> PAGEREF _Toc243697178 \h </w:instrText>
             </w:r>
             <w:r>
               <w:rPr>
@@ -1992,7 +2052,7 @@
               <w:szCs w:val="22"/>
             </w:rPr>
           </w:pPr>
-          <w:hyperlink w:anchor="_Toc243481623" w:history="1">
+          <w:hyperlink w:anchor="_Toc243697179" w:history="1">
             <w:r>
               <w:rPr>
                 <w:rStyle w:val="Hyperlink"/>
@@ -2016,7 +2076,7 @@
               <w:rPr>
                 <w:noProof/>
               </w:rPr>
-              <w:instrText xml:space="preserve"> PAGEREF _Toc243481623 \h </w:instrText>
+              <w:instrText xml:space="preserve"> PAGEREF _Toc243697179 \h </w:instrText>
             </w:r>
             <w:r>
               <w:rPr>
@@ -2059,7 +2119,7 @@
       <w:pPr>
         <w:pStyle w:val="Heading1"/>
       </w:pPr>
-      <w:bookmarkStart w:id="1" w:name="_Toc243481617"/>
+      <w:bookmarkStart w:id="1" w:name="_Toc243697173"/>
       <w:r>
         <w:lastRenderedPageBreak/>
         <w:t>1  How to use this checklist</w:t>
@@ -2071,10 +2131,10 @@
         <w:spacing w:after="120" w:line="276" w:lineRule="auto"/>
       </w:pPr>
       <w:r>
-        <w:t>The system works end to end in testing, with M-Pesa customer payments live since 16 October 2026 (Send Money still in the sandbox) and the public address on ngrok. Before taking real orders and moving real money, complete every item in sections 2 and 3, th</w:t>
+        <w:t>The system works end to end in testing, with M-Pesa customer payments live since 16 October 2026 (Send Money still in the sandbox) and the public address on ngrok. Before taking real orders and moving real money, complete every</w:t>
       </w:r>
       <w:r>
-        <w:t>en the rest. Priority 1 items protect money and customer data. Items already completed are ticked and say when.</w:t>
+        <w:t xml:space="preserve"> item in sections 2 and 3, then the rest. Priority 1 items protect money and customer data. Items already completed are ticked and say when.</w:t>
       </w:r>
     </w:p>
     <w:p>
@@ -2086,7 +2146,7 @@
       <w:pPr>
         <w:pStyle w:val="Heading1"/>
       </w:pPr>
-      <w:bookmarkStart w:id="2" w:name="_Toc243481618"/>
+      <w:bookmarkStart w:id="2" w:name="_Toc243697174"/>
       <w:r>
         <w:lastRenderedPageBreak/>
         <w:t>2  Priority 1 - Security</w:t>
@@ -2378,21 +2438,14 @@
                 <w:sz w:val="19"/>
                 <w:szCs w:val="19"/>
               </w:rPr>
-              <w:t xml:space="preserve">Done 5 October 2026. Every request through the admin server must carry a token issued to an approved computer of an Admin or SuperAdmin, </w:t>
-            </w:r>
-            <w:r>
-              <w:rPr>
-                <w:sz w:val="19"/>
-                <w:szCs w:val="19"/>
-              </w:rPr>
-              <w:t>and the backend takes the acting user from it (Send Money included). Desktop sign-ins last 12 hours; 5 wrong passwords mean a 15-minute wait. Files: backend security/DesktopClientFilter.java, service/ComputerService.java; admin server app/core/backend_clie</w:t>
-            </w:r>
-            <w:r>
-              <w:rPr>
-                <w:sz w:val="19"/>
-                <w:szCs w:val="19"/>
-              </w:rPr>
-              <w:t>nt.py, app/core/sign_in_limit.py.</w:t>
+              <w:t xml:space="preserve">Done 5 October 2026. Every request through the admin server must carry a token issued to an approved computer of an Admin or SuperAdmin, and the backend takes the acting user from it (Send Money included). Desktop sign-ins last 12 hours; 5 wrong passwords </w:t>
+            </w:r>
+            <w:r>
+              <w:rPr>
+                <w:sz w:val="19"/>
+                <w:szCs w:val="19"/>
+              </w:rPr>
+              <w:t>mean a 15-minute wait. Files: backend security/DesktopClientFilter.java, service/ComputerService.java; admin server app/core/backend_client.py, app/core/sign_in_limit.py.</w:t>
             </w:r>
           </w:p>
         </w:tc>
@@ -2716,7 +2769,7 @@
                 <w:sz w:val="19"/>
                 <w:szCs w:val="19"/>
               </w:rPr>
-              <w:t>Rotate every development credential</w:t>
+              <w:t>Worker data key kept safe</w:t>
             </w:r>
           </w:p>
         </w:tc>
@@ -2740,7 +2793,14 @@
                 <w:sz w:val="19"/>
                 <w:szCs w:val="19"/>
               </w:rPr>
-              <w:t>Database password, Groq and Anthropic keys and any other credential that was written in notes or shared in chat sessions during development must be replaced.</w:t>
+              <w:t xml:space="preserve">Since 24 October 2026 staff ID numbers, KRA PINs and document photos are stored encrypted with app.workers.data-secret (WORKER_DATA_SECRET). Keep a second copy away from the company computer (with the owner), and copy - never regenerate - it to the hosted </w:t>
+            </w:r>
+            <w:r>
+              <w:rPr>
+                <w:sz w:val="19"/>
+                <w:szCs w:val="19"/>
+              </w:rPr>
+              <w:t>server (DWS-CFG-03).</w:t>
             </w:r>
           </w:p>
         </w:tc>
@@ -2799,7 +2859,7 @@
                 <w:sz w:val="19"/>
                 <w:szCs w:val="19"/>
               </w:rPr>
-              <w:t>Remove plain-text secret files</w:t>
+              <w:t>Rotate every development credential</w:t>
             </w:r>
           </w:p>
         </w:tc>
@@ -2822,7 +2882,7 @@
                 <w:sz w:val="19"/>
                 <w:szCs w:val="19"/>
               </w:rPr>
-              <w:t>Delete or move backend/keys_paths.tex and fathersProject/other details.text out of the project; keep secrets in one protected file (DWS-CFG-01).</w:t>
+              <w:t>Database password, Groq and Anthropic keys and any other credential that was written in notes or shared in chat sessions during development must be replaced.</w:t>
             </w:r>
           </w:p>
         </w:tc>
@@ -2883,7 +2943,7 @@
                 <w:sz w:val="19"/>
                 <w:szCs w:val="19"/>
               </w:rPr>
-              <w:t>Disable test accounts</w:t>
+              <w:t>Remove plain-text secret files</w:t>
             </w:r>
           </w:p>
         </w:tc>
@@ -2907,7 +2967,7 @@
                 <w:sz w:val="19"/>
                 <w:szCs w:val="19"/>
               </w:rPr>
-              <w:t>Remove or give strong passwords to the simple test logins created during development; review every account in the desktop Users section.</w:t>
+              <w:t>Delete or move backend/keys_paths.tex and fathersProject/other details.text out of the project; keep secrets in one protected file (DWS-CFG-01).</w:t>
             </w:r>
           </w:p>
         </w:tc>
@@ -2966,7 +3026,7 @@
                 <w:sz w:val="19"/>
                 <w:szCs w:val="19"/>
               </w:rPr>
-              <w:t>Lock down ports</w:t>
+              <w:t>Disable test accounts</w:t>
             </w:r>
           </w:p>
         </w:tc>
@@ -2989,14 +3049,7 @@
                 <w:sz w:val="19"/>
                 <w:szCs w:val="19"/>
               </w:rPr>
-              <w:t>On the hosted server, setup-server.sh lets in only SSH, HTTP and HTTPS and every server listens only inside the machine (prepared 8 October 2026). On the company computer: only the public router should be reachable from outside. Firewall 3309, 8000-8002, 8</w:t>
-            </w:r>
-            <w:r>
-              <w:rPr>
-                <w:sz w:val="19"/>
-                <w:szCs w:val="19"/>
-              </w:rPr>
-              <w:t>080, 5173 and 4173 from other machines; set MySQL to listen locally if Windows tools do not need it.</w:t>
+              <w:t>Remove or give strong passwords to the simple test logins created during development; review every account in the desktop Users section.</w:t>
             </w:r>
           </w:p>
         </w:tc>
@@ -3057,7 +3110,7 @@
                 <w:sz w:val="19"/>
                 <w:szCs w:val="19"/>
               </w:rPr>
-              <w:t>Least-privilege database account</w:t>
+              <w:t>Lock down ports</w:t>
             </w:r>
           </w:p>
         </w:tc>
@@ -3081,7 +3134,14 @@
                 <w:sz w:val="19"/>
                 <w:szCs w:val="19"/>
               </w:rPr>
-              <w:t>Run the backend with an account that cannot drop or alter tables; keep a separate account for migrations.</w:t>
+              <w:t>On the hosted server, setup-server.sh lets in only SSH, HTTP and HTTPS and every server listens only inside the machine (prepared 8 October 2026). On the company computer: only the public router should be reachable from outside. Firewall 3309, 8000-8002, 8</w:t>
+            </w:r>
+            <w:r>
+              <w:rPr>
+                <w:sz w:val="19"/>
+                <w:szCs w:val="19"/>
+              </w:rPr>
+              <w:t>080, 5173 and 4173 from other machines; set MySQL to listen locally if Windows tools do not need it.</w:t>
             </w:r>
           </w:p>
         </w:tc>
@@ -3115,7 +3175,7 @@
                 <w:sz w:val="19"/>
                 <w:szCs w:val="19"/>
               </w:rPr>
-              <w:t>☑</w:t>
+              <w:t>☐</w:t>
             </w:r>
           </w:p>
         </w:tc>
@@ -3140,7 +3200,7 @@
                 <w:sz w:val="19"/>
                 <w:szCs w:val="19"/>
               </w:rPr>
-              <w:t>Protect the payment callbacks</w:t>
+              <w:t>Least-privilege database account</w:t>
             </w:r>
           </w:p>
         </w:tc>
@@ -3163,14 +3223,7 @@
                 <w:sz w:val="19"/>
                 <w:szCs w:val="19"/>
               </w:rPr>
-              <w:t>Done 9 October 2026: the backend confirms every STK result with Safaricom's status query before acting, and the hosted router (deploy/Caddyfile) accepts the callback paths only from Safaricom's addresses - confirm that list wi</w:t>
-            </w:r>
-            <w:r>
-              <w:rPr>
-                <w:sz w:val="19"/>
-                <w:szCs w:val="19"/>
-              </w:rPr>
-              <w:t>th Safaricom before going live.</w:t>
+              <w:t>Run the backend with an account that cannot drop or alter tables; keep a separate account for migrations.</w:t>
             </w:r>
           </w:p>
         </w:tc>
@@ -3205,7 +3258,8 @@
                 <w:sz w:val="19"/>
                 <w:szCs w:val="19"/>
               </w:rPr>
-              <w:t>☐</w:t>
+              <w:lastRenderedPageBreak/>
+              <w:t>☑</w:t>
             </w:r>
           </w:p>
         </w:tc>
@@ -3231,7 +3285,7 @@
                 <w:sz w:val="19"/>
                 <w:szCs w:val="19"/>
               </w:rPr>
-              <w:t>Quiet the mobile app logs</w:t>
+              <w:t>Protect the payment callbacks</w:t>
             </w:r>
           </w:p>
         </w:tc>
@@ -3255,7 +3309,14 @@
                 <w:sz w:val="19"/>
                 <w:szCs w:val="19"/>
               </w:rPr>
-              <w:t>Lower OkHttp logging from BODY to BASIC or NONE in RetrofitClient.kt.</w:t>
+              <w:t>Done 9 October 2026: the backend confirms every STK result with Safaricom's status query before acting, and the hosted router (deploy/Caddyfile) accepts the callback paths only from Safaricom's addresses - confirm that list wi</w:t>
+            </w:r>
+            <w:r>
+              <w:rPr>
+                <w:sz w:val="19"/>
+                <w:szCs w:val="19"/>
+              </w:rPr>
+              <w:t>th Safaricom before going live.</w:t>
             </w:r>
           </w:p>
         </w:tc>
@@ -3289,7 +3350,6 @@
                 <w:sz w:val="19"/>
                 <w:szCs w:val="19"/>
               </w:rPr>
-              <w:lastRenderedPageBreak/>
               <w:t>☐</w:t>
             </w:r>
           </w:p>
@@ -3315,6 +3375,90 @@
                 <w:sz w:val="19"/>
                 <w:szCs w:val="19"/>
               </w:rPr>
+              <w:t>Quiet the mobile app logs</w:t>
+            </w:r>
+          </w:p>
+        </w:tc>
+        <w:tc>
+          <w:tcPr>
+            <w:tcW w:w="5685" w:type="dxa"/>
+            <w:tcMar>
+              <w:top w:w="50" w:type="dxa"/>
+              <w:left w:w="90" w:type="dxa"/>
+              <w:bottom w:w="50" w:type="dxa"/>
+              <w:right w:w="90" w:type="dxa"/>
+            </w:tcMar>
+          </w:tcPr>
+          <w:p>
+            <w:pPr>
+              <w:spacing w:after="20" w:line="252" w:lineRule="auto"/>
+            </w:pPr>
+            <w:r>
+              <w:rPr>
+                <w:sz w:val="19"/>
+                <w:szCs w:val="19"/>
+              </w:rPr>
+              <w:t>Lower OkHttp logging from BODY to BASIC or NONE in RetrofitClient.kt.</w:t>
+            </w:r>
+          </w:p>
+        </w:tc>
+      </w:tr>
+      <w:tr>
+        <w:tblPrEx>
+          <w:tblCellMar>
+            <w:top w:w="0" w:type="dxa"/>
+            <w:bottom w:w="0" w:type="dxa"/>
+          </w:tblCellMar>
+        </w:tblPrEx>
+        <w:trPr>
+          <w:cantSplit/>
+        </w:trPr>
+        <w:tc>
+          <w:tcPr>
+            <w:tcW w:w="741" w:type="dxa"/>
+            <w:shd w:val="clear" w:color="auto" w:fill="F4F5F3"/>
+            <w:tcMar>
+              <w:top w:w="50" w:type="dxa"/>
+              <w:left w:w="90" w:type="dxa"/>
+              <w:bottom w:w="50" w:type="dxa"/>
+              <w:right w:w="90" w:type="dxa"/>
+            </w:tcMar>
+          </w:tcPr>
+          <w:p>
+            <w:pPr>
+              <w:spacing w:after="20" w:line="252" w:lineRule="auto"/>
+            </w:pPr>
+            <w:r>
+              <w:rPr>
+                <w:sz w:val="19"/>
+                <w:szCs w:val="19"/>
+              </w:rPr>
+              <w:t>☐</w:t>
+            </w:r>
+          </w:p>
+        </w:tc>
+        <w:tc>
+          <w:tcPr>
+            <w:tcW w:w="3212" w:type="dxa"/>
+            <w:shd w:val="clear" w:color="auto" w:fill="F4F5F3"/>
+            <w:tcMar>
+              <w:top w:w="50" w:type="dxa"/>
+              <w:left w:w="90" w:type="dxa"/>
+              <w:bottom w:w="50" w:type="dxa"/>
+              <w:right w:w="90" w:type="dxa"/>
+            </w:tcMar>
+          </w:tcPr>
+          <w:p>
+            <w:pPr>
+              <w:spacing w:after="20" w:line="252" w:lineRule="auto"/>
+            </w:pPr>
+            <w:r>
+              <w:rPr>
+                <w:b/>
+                <w:bCs/>
+                <w:sz w:val="19"/>
+                <w:szCs w:val="19"/>
+              </w:rPr>
               <w:t>Independent security test</w:t>
             </w:r>
           </w:p>
@@ -3322,6 +3466,7 @@
         <w:tc>
           <w:tcPr>
             <w:tcW w:w="5685" w:type="dxa"/>
+            <w:shd w:val="clear" w:color="auto" w:fill="F4F5F3"/>
             <w:tcMar>
               <w:top w:w="50" w:type="dxa"/>
               <w:left w:w="90" w:type="dxa"/>
@@ -3372,7 +3517,7 @@
       <w:pPr>
         <w:pStyle w:val="Heading1"/>
       </w:pPr>
-      <w:bookmarkStart w:id="3" w:name="_Toc243481619"/>
+      <w:bookmarkStart w:id="3" w:name="_Toc243697175"/>
       <w:r>
         <w:lastRenderedPageBreak/>
         <w:t>3  Priority 1 - M-Pesa live</w:t>
@@ -4192,7 +4337,7 @@
       <w:pPr>
         <w:pStyle w:val="Heading1"/>
       </w:pPr>
-      <w:bookmarkStart w:id="4" w:name="_Toc243481620"/>
+      <w:bookmarkStart w:id="4" w:name="_Toc243697176"/>
       <w:r>
         <w:lastRenderedPageBreak/>
         <w:t>4  Priority 2 - Hosting and reliability</w:t>
@@ -5108,7 +5253,7 @@
       <w:pPr>
         <w:pStyle w:val="Heading1"/>
       </w:pPr>
-      <w:bookmarkStart w:id="5" w:name="_Toc243481621"/>
+      <w:bookmarkStart w:id="5" w:name="_Toc243697177"/>
       <w:r>
         <w:lastRenderedPageBreak/>
         <w:t>5  Priority 2 - Applications</w:t>
@@ -6291,7 +6436,7 @@
       <w:pPr>
         <w:pStyle w:val="Heading1"/>
       </w:pPr>
-      <w:bookmarkStart w:id="6" w:name="_Toc243481622"/>
+      <w:bookmarkStart w:id="6" w:name="_Toc243697178"/>
       <w:r>
         <w:lastRenderedPageBreak/>
         <w:t>6  Priority 2 - Data</w:t>
@@ -6770,7 +6915,7 @@
       <w:pPr>
         <w:pStyle w:val="Heading1"/>
       </w:pPr>
-      <w:bookmarkStart w:id="7" w:name="_Toc243481623"/>
+      <w:bookmarkStart w:id="7" w:name="_Toc243697179"/>
       <w:r>
         <w:lastRenderedPageBreak/>
         <w:t>7  Priority 3 - Compliance and handover</w:t>
@@ -7458,72 +7603,10 @@
 <file path=word/numbering.xml><?xml version="1.0" encoding="utf-8"?>
 <w:numbering xmlns:wpc="http://schemas.microsoft.com/office/word/2010/wordprocessingCanvas" xmlns:cx="http://schemas.microsoft.com/office/drawing/2014/chartex" xmlns:cx1="http://schemas.microsoft.com/office/drawing/2015/9/8/chartex" xmlns:mc="http://schemas.openxmlformats.org/markup-compatibility/2006" xmlns:o="urn:schemas-microsoft-com:office:office" xmlns:r="http://schemas.openxmlformats.org/officeDocument/2006/relationships" xmlns:m="http://schemas.openxmlformats.org/officeDocument/2006/math" xmlns:v="urn:schemas-microsoft-com:vml" xmlns:wp14="http://schemas.microsoft.com/office/word/2010/wordprocessingDrawing" xmlns:wp="http://schemas.openxmlformats.org/drawingml/2006/wordprocessingDrawing" xmlns:w10="urn:schemas-microsoft-com:office:word" xmlns:w="http://schemas.openxmlformats.org/wordprocessingml/2006/main" xmlns:w14="http://schemas.microsoft.com/office/word/2010/wordml" xmlns:w15="http://schemas.microsoft.com/office/word/2012/wordml" xmlns:w16se="http://schemas.microsoft.com/office/word/2015/wordml/symex" xmlns:wpg="http://schemas.microsoft.com/office/word/2010/wordprocessingGroup" xmlns:wpi="http://schemas.microsoft.com/office/word/2010/wordprocessingInk" xmlns:wne="http://schemas.microsoft.com/office/word/2006/wordml" xmlns:wps="http://schemas.microsoft.com/office/word/2010/wordprocessingShape" mc:Ignorable="w14 w15 w16se wp14">
   <w:abstractNum w:abstractNumId="0" w15:restartNumberingAfterBreak="0">
-    <w:nsid w:val="1F301ADF"/>
+    <w:nsid w:val="53B91ABC"/>
     <w:multiLevelType w:val="hybridMultilevel"/>
-    <w:tmpl w:val="15E09F30"/>
-    <w:lvl w:ilvl="0" w:tplc="9D6E11FC" w:tentative="1">
-      <w:start w:val="1"/>
-      <w:numFmt w:val="decimal"/>
-      <w:lvlText w:val="%1."/>
-      <w:lvlJc w:val="left"/>
-      <w:pPr>
-        <w:ind w:left="540" w:hanging="300"/>
-      </w:pPr>
-    </w:lvl>
-    <w:lvl w:ilvl="1" w:tplc="76D69018" w:tentative="1">
-      <w:start w:val="1"/>
-      <w:numFmt w:val="lowerLetter"/>
-      <w:lvlText w:val="%2."/>
-      <w:lvlJc w:val="left"/>
-      <w:pPr>
-        <w:ind w:left="940" w:hanging="300"/>
-      </w:pPr>
-    </w:lvl>
-    <w:lvl w:ilvl="2" w:tplc="7D50D1EE" w:tentative="1">
-      <w:start w:val="1"/>
-      <w:numFmt w:val="lowerRoman"/>
-      <w:lvlText w:val="%3."/>
-      <w:lvlJc w:val="left"/>
-      <w:pPr>
-        <w:ind w:left="1340" w:hanging="300"/>
-      </w:pPr>
-    </w:lvl>
-    <w:lvl w:ilvl="3" w:tplc="0FEC1F68">
-      <w:numFmt w:val="decimal"/>
-      <w:lvlText w:val=""/>
-      <w:lvlJc w:val="left"/>
-    </w:lvl>
-    <w:lvl w:ilvl="4" w:tplc="3B72E8EE">
-      <w:numFmt w:val="decimal"/>
-      <w:lvlText w:val=""/>
-      <w:lvlJc w:val="left"/>
-    </w:lvl>
-    <w:lvl w:ilvl="5" w:tplc="9162E85C">
-      <w:numFmt w:val="decimal"/>
-      <w:lvlText w:val=""/>
-      <w:lvlJc w:val="left"/>
-    </w:lvl>
-    <w:lvl w:ilvl="6" w:tplc="C4BE54EA">
-      <w:numFmt w:val="decimal"/>
-      <w:lvlText w:val=""/>
-      <w:lvlJc w:val="left"/>
-    </w:lvl>
-    <w:lvl w:ilvl="7" w:tplc="1220D044">
-      <w:numFmt w:val="decimal"/>
-      <w:lvlText w:val=""/>
-      <w:lvlJc w:val="left"/>
-    </w:lvl>
-    <w:lvl w:ilvl="8" w:tplc="6218A59A">
-      <w:numFmt w:val="decimal"/>
-      <w:lvlText w:val=""/>
-      <w:lvlJc w:val="left"/>
-    </w:lvl>
-  </w:abstractNum>
-  <w:abstractNum w:abstractNumId="1" w15:restartNumberingAfterBreak="0">
-    <w:nsid w:val="2B5B7DC7"/>
-    <w:multiLevelType w:val="hybridMultilevel"/>
-    <w:tmpl w:val="FF8A0D80"/>
-    <w:lvl w:ilvl="0" w:tplc="46DA8746" w:tentative="1">
+    <w:tmpl w:val="A812313A"/>
+    <w:lvl w:ilvl="0" w:tplc="CA06F690" w:tentative="1">
       <w:start w:val="1"/>
       <w:numFmt w:val="bullet"/>
       <w:lvlText w:val="●"/>
@@ -7532,7 +7615,7 @@
         <w:ind w:left="720" w:hanging="360"/>
       </w:pPr>
     </w:lvl>
-    <w:lvl w:ilvl="1" w:tplc="EC6EB6DA" w:tentative="1">
+    <w:lvl w:ilvl="1" w:tplc="82685F38" w:tentative="1">
       <w:start w:val="1"/>
       <w:numFmt w:val="bullet"/>
       <w:lvlText w:val="○"/>
@@ -7541,7 +7624,7 @@
         <w:ind w:left="1440" w:hanging="360"/>
       </w:pPr>
     </w:lvl>
-    <w:lvl w:ilvl="2" w:tplc="4C3C026E" w:tentative="1">
+    <w:lvl w:ilvl="2" w:tplc="42F04EA4" w:tentative="1">
       <w:start w:val="1"/>
       <w:numFmt w:val="bullet"/>
       <w:lvlText w:val="■"/>
@@ -7550,7 +7633,7 @@
         <w:ind w:left="2160" w:hanging="360"/>
       </w:pPr>
     </w:lvl>
-    <w:lvl w:ilvl="3" w:tplc="AF20E0C8" w:tentative="1">
+    <w:lvl w:ilvl="3" w:tplc="5D2248B4" w:tentative="1">
       <w:start w:val="1"/>
       <w:numFmt w:val="bullet"/>
       <w:lvlText w:val="●"/>
@@ -7559,7 +7642,7 @@
         <w:ind w:left="2880" w:hanging="360"/>
       </w:pPr>
     </w:lvl>
-    <w:lvl w:ilvl="4" w:tplc="11CC1D22" w:tentative="1">
+    <w:lvl w:ilvl="4" w:tplc="8D403E48" w:tentative="1">
       <w:start w:val="1"/>
       <w:numFmt w:val="bullet"/>
       <w:lvlText w:val="○"/>
@@ -7568,7 +7651,7 @@
         <w:ind w:left="3600" w:hanging="360"/>
       </w:pPr>
     </w:lvl>
-    <w:lvl w:ilvl="5" w:tplc="21E48C20" w:tentative="1">
+    <w:lvl w:ilvl="5" w:tplc="A564843E" w:tentative="1">
       <w:start w:val="1"/>
       <w:numFmt w:val="bullet"/>
       <w:lvlText w:val="■"/>
@@ -7577,7 +7660,7 @@
         <w:ind w:left="4320" w:hanging="360"/>
       </w:pPr>
     </w:lvl>
-    <w:lvl w:ilvl="6" w:tplc="4A4CAA84" w:tentative="1">
+    <w:lvl w:ilvl="6" w:tplc="ABC0818E" w:tentative="1">
       <w:start w:val="1"/>
       <w:numFmt w:val="bullet"/>
       <w:lvlText w:val="●"/>
@@ -7586,7 +7669,7 @@
         <w:ind w:left="5040" w:hanging="360"/>
       </w:pPr>
     </w:lvl>
-    <w:lvl w:ilvl="7" w:tplc="22187330" w:tentative="1">
+    <w:lvl w:ilvl="7" w:tplc="98662D50" w:tentative="1">
       <w:start w:val="1"/>
       <w:numFmt w:val="bullet"/>
       <w:lvlText w:val="●"/>
@@ -7595,7 +7678,7 @@
         <w:ind w:left="5760" w:hanging="360"/>
       </w:pPr>
     </w:lvl>
-    <w:lvl w:ilvl="8" w:tplc="7F10FC6E" w:tentative="1">
+    <w:lvl w:ilvl="8" w:tplc="9AF41E8A" w:tentative="1">
       <w:start w:val="1"/>
       <w:numFmt w:val="bullet"/>
       <w:lvlText w:val="●"/>
@@ -7605,11 +7688,73 @@
       </w:pPr>
     </w:lvl>
   </w:abstractNum>
+  <w:abstractNum w:abstractNumId="1" w15:restartNumberingAfterBreak="0">
+    <w:nsid w:val="5D6A755A"/>
+    <w:multiLevelType w:val="hybridMultilevel"/>
+    <w:tmpl w:val="B8D6629C"/>
+    <w:lvl w:ilvl="0" w:tplc="5E50915A" w:tentative="1">
+      <w:start w:val="1"/>
+      <w:numFmt w:val="decimal"/>
+      <w:lvlText w:val="%1."/>
+      <w:lvlJc w:val="left"/>
+      <w:pPr>
+        <w:ind w:left="540" w:hanging="300"/>
+      </w:pPr>
+    </w:lvl>
+    <w:lvl w:ilvl="1" w:tplc="91701642" w:tentative="1">
+      <w:start w:val="1"/>
+      <w:numFmt w:val="lowerLetter"/>
+      <w:lvlText w:val="%2."/>
+      <w:lvlJc w:val="left"/>
+      <w:pPr>
+        <w:ind w:left="940" w:hanging="300"/>
+      </w:pPr>
+    </w:lvl>
+    <w:lvl w:ilvl="2" w:tplc="212CF4D2" w:tentative="1">
+      <w:start w:val="1"/>
+      <w:numFmt w:val="lowerRoman"/>
+      <w:lvlText w:val="%3."/>
+      <w:lvlJc w:val="left"/>
+      <w:pPr>
+        <w:ind w:left="1340" w:hanging="300"/>
+      </w:pPr>
+    </w:lvl>
+    <w:lvl w:ilvl="3" w:tplc="B18CC73C">
+      <w:numFmt w:val="decimal"/>
+      <w:lvlText w:val=""/>
+      <w:lvlJc w:val="left"/>
+    </w:lvl>
+    <w:lvl w:ilvl="4" w:tplc="02966DB0">
+      <w:numFmt w:val="decimal"/>
+      <w:lvlText w:val=""/>
+      <w:lvlJc w:val="left"/>
+    </w:lvl>
+    <w:lvl w:ilvl="5" w:tplc="9216E396">
+      <w:numFmt w:val="decimal"/>
+      <w:lvlText w:val=""/>
+      <w:lvlJc w:val="left"/>
+    </w:lvl>
+    <w:lvl w:ilvl="6" w:tplc="92AC3906">
+      <w:numFmt w:val="decimal"/>
+      <w:lvlText w:val=""/>
+      <w:lvlJc w:val="left"/>
+    </w:lvl>
+    <w:lvl w:ilvl="7" w:tplc="1CFAF664">
+      <w:numFmt w:val="decimal"/>
+      <w:lvlText w:val=""/>
+      <w:lvlJc w:val="left"/>
+    </w:lvl>
+    <w:lvl w:ilvl="8" w:tplc="22AA5FB2">
+      <w:numFmt w:val="decimal"/>
+      <w:lvlText w:val=""/>
+      <w:lvlJc w:val="left"/>
+    </w:lvl>
+  </w:abstractNum>
   <w:abstractNum w:abstractNumId="2" w15:restartNumberingAfterBreak="0">
-    <w:nsid w:val="62EE1BC4"/>
+    <w:nsid w:val="7D9D4639"/>
     <w:multiLevelType w:val="hybridMultilevel"/>
-    <w:tmpl w:val="CE1A7B34"/>
-    <w:lvl w:ilvl="0" w:tplc="0FCE94FA" w:tentative="1">
+    <w:tmpl w:val="565A4E1C"/>
+    <w:lvl w:ilvl="0" w:tplc="182A8084" w:tentative="1">
       <w:start w:val="1"/>
       <w:numFmt w:val="bullet"/>
       <w:lvlText w:val="•"/>
@@ -7618,7 +7763,7 @@
         <w:ind w:left="540" w:hanging="300"/>
       </w:pPr>
     </w:lvl>
-    <w:lvl w:ilvl="1" w:tplc="C46043D4" w:tentative="1">
+    <w:lvl w:ilvl="1" w:tplc="EE0E19CE" w:tentative="1">
       <w:start w:val="1"/>
       <w:numFmt w:val="bullet"/>
       <w:lvlText w:val="–"/>
@@ -7627,7 +7772,7 @@
         <w:ind w:left="940" w:hanging="300"/>
       </w:pPr>
     </w:lvl>
-    <w:lvl w:ilvl="2" w:tplc="9D7668CC" w:tentative="1">
+    <w:lvl w:ilvl="2" w:tplc="440E47E4" w:tentative="1">
       <w:start w:val="1"/>
       <w:numFmt w:val="bullet"/>
       <w:lvlText w:val="◦"/>
@@ -7636,39 +7781,39 @@
         <w:ind w:left="1340" w:hanging="300"/>
       </w:pPr>
     </w:lvl>
-    <w:lvl w:ilvl="3" w:tplc="EE40AEAC">
+    <w:lvl w:ilvl="3" w:tplc="7DA0E5BA">
       <w:numFmt w:val="decimal"/>
       <w:lvlText w:val=""/>
       <w:lvlJc w:val="left"/>
     </w:lvl>
-    <w:lvl w:ilvl="4" w:tplc="80AEF800">
+    <w:lvl w:ilvl="4" w:tplc="8C647F74">
       <w:numFmt w:val="decimal"/>
       <w:lvlText w:val=""/>
       <w:lvlJc w:val="left"/>
     </w:lvl>
-    <w:lvl w:ilvl="5" w:tplc="D5603EC6">
+    <w:lvl w:ilvl="5" w:tplc="F7B8E5FE">
       <w:numFmt w:val="decimal"/>
       <w:lvlText w:val=""/>
       <w:lvlJc w:val="left"/>
     </w:lvl>
-    <w:lvl w:ilvl="6" w:tplc="8B0E2B06">
+    <w:lvl w:ilvl="6" w:tplc="CBF29690">
       <w:numFmt w:val="decimal"/>
       <w:lvlText w:val=""/>
       <w:lvlJc w:val="left"/>
     </w:lvl>
-    <w:lvl w:ilvl="7" w:tplc="08F4B76C">
+    <w:lvl w:ilvl="7" w:tplc="8A58C658">
       <w:numFmt w:val="decimal"/>
       <w:lvlText w:val=""/>
       <w:lvlJc w:val="left"/>
     </w:lvl>
-    <w:lvl w:ilvl="8" w:tplc="4F5A8ED0">
+    <w:lvl w:ilvl="8" w:tplc="9A120AEE">
       <w:numFmt w:val="decimal"/>
       <w:lvlText w:val=""/>
       <w:lvlJc w:val="left"/>
     </w:lvl>
   </w:abstractNum>
   <w:num w:numId="1">
-    <w:abstractNumId w:val="1"/>
+    <w:abstractNumId w:val="0"/>
     <w:lvlOverride w:ilvl="0">
       <w:startOverride w:val="1"/>
     </w:lvlOverride>
@@ -8297,7 +8442,7 @@
     <w:autoRedefine/>
     <w:uiPriority w:val="39"/>
     <w:unhideWhenUsed/>
-    <w:rsid w:val="00F94EA6"/>
+    <w:rsid w:val="00DE079F"/>
     <w:pPr>
       <w:spacing w:after="100"/>
     </w:pPr>

--- a/documentation/02 Configuration and Production/Production Go-Live Checklist.docx
+++ b/documentation/02 Configuration and Production/Production Go-Live Checklist.docx
@@ -1603,6 +1603,74 @@
           </w:p>
         </w:tc>
       </w:tr>
+      <w:tr>
+        <w:tblPrEx>
+          <w:tblCellMar>
+            <w:top w:w="0" w:type="dxa"/>
+            <w:bottom w:w="0" w:type="dxa"/>
+          </w:tblCellMar>
+        </w:tblPrEx>
+        <w:tc>
+          <w:tcPr>
+            <w:tcW w:w="1300" w:type="dxa"/>
+            <w:tcMar>
+              <w:top w:w="50" w:type="dxa"/>
+              <w:left w:w="90" w:type="dxa"/>
+              <w:bottom w:w="50" w:type="dxa"/>
+              <w:right w:w="90" w:type="dxa"/>
+            </w:tcMar>
+          </w:tcPr>
+          <w:p>
+            <w:r>
+              <w:rPr>
+                <w:sz w:val="19"/>
+                <w:szCs w:val="19"/>
+              </w:rPr>
+              <w:t>1.1</w:t>
+            </w:r>
+          </w:p>
+        </w:tc>
+        <w:tc>
+          <w:tcPr>
+            <w:tcW w:w="1900" w:type="dxa"/>
+            <w:tcMar>
+              <w:top w:w="50" w:type="dxa"/>
+              <w:left w:w="90" w:type="dxa"/>
+              <w:bottom w:w="50" w:type="dxa"/>
+              <w:right w:w="90" w:type="dxa"/>
+            </w:tcMar>
+          </w:tcPr>
+          <w:p>
+            <w:r>
+              <w:rPr>
+                <w:sz w:val="19"/>
+                <w:szCs w:val="19"/>
+              </w:rPr>
+              <w:t>24 October 2026</w:t>
+            </w:r>
+          </w:p>
+        </w:tc>
+        <w:tc>
+          <w:tcPr>
+            <w:tcW w:w="6438" w:type="dxa"/>
+            <w:tcMar>
+              <w:top w:w="50" w:type="dxa"/>
+              <w:left w:w="90" w:type="dxa"/>
+              <w:bottom w:w="50" w:type="dxa"/>
+              <w:right w:w="90" w:type="dxa"/>
+            </w:tcMar>
+          </w:tcPr>
+          <w:p>
+            <w:r>
+              <w:rPr>
+                <w:sz w:val="19"/>
+                <w:szCs w:val="19"/>
+              </w:rPr>
+              <w:t>The worker data key travels inside the release.</w:t>
+            </w:r>
+          </w:p>
+        </w:tc>
+      </w:tr>
     </w:tbl>
     <w:p>
       <w:pPr>
@@ -1614,7 +1682,15 @@
           <w:sz w:val="20"/>
           <w:szCs w:val="20"/>
         </w:rPr>
-        <w:t>Keep this document up to date: when a feature, setting or server changes, edit the matching section here and add a line to the table above.</w:t>
+        <w:t>Keep this document up to date: when a feature, setting or server changes, edit the matching section here and add a line to</w:t>
+      </w:r>
+      <w:r>
+        <w:rPr>
+          <w:color w:val="5F6B66"/>
+          <w:sz w:val="20"/>
+          <w:szCs w:val="20"/>
+        </w:rPr>
+        <w:t xml:space="preserve"> the table above.</w:t>
       </w:r>
     </w:p>
     <w:p>
@@ -1635,7 +1711,7 @@
     <w:sdt>
       <w:sdtPr>
         <w:alias w:val="Contents"/>
-        <w:id w:val="224344424"/>
+        <w:id w:val="-1614048578"/>
       </w:sdtPr>
       <w:sdtEndPr/>
       <w:sdtContent>
@@ -1662,7 +1738,7 @@
           <w:r>
             <w:fldChar w:fldCharType="separate"/>
           </w:r>
-          <w:hyperlink w:anchor="_Toc243697173" w:history="1">
+          <w:hyperlink w:anchor="_Toc243725334" w:history="1">
             <w:r>
               <w:rPr>
                 <w:rStyle w:val="Hyperlink"/>
@@ -1686,7 +1762,7 @@
               <w:rPr>
                 <w:noProof/>
               </w:rPr>
-              <w:instrText xml:space="preserve"> PAGEREF _Toc243697173 \h </w:instrText>
+              <w:instrText xml:space="preserve"> PAGEREF _Toc243725334 \h </w:instrText>
             </w:r>
             <w:r>
               <w:rPr>
@@ -1727,7 +1803,7 @@
               <w:szCs w:val="22"/>
             </w:rPr>
           </w:pPr>
-          <w:hyperlink w:anchor="_Toc243697174" w:history="1">
+          <w:hyperlink w:anchor="_Toc243725335" w:history="1">
             <w:r>
               <w:rPr>
                 <w:rStyle w:val="Hyperlink"/>
@@ -1751,7 +1827,7 @@
               <w:rPr>
                 <w:noProof/>
               </w:rPr>
-              <w:instrText xml:space="preserve"> PAGEREF _Toc243697174 \h </w:instrText>
+              <w:instrText xml:space="preserve"> PAGEREF _Toc243725335 \h </w:instrText>
             </w:r>
             <w:r>
               <w:rPr>
@@ -1792,7 +1868,7 @@
               <w:szCs w:val="22"/>
             </w:rPr>
           </w:pPr>
-          <w:hyperlink w:anchor="_Toc243697175" w:history="1">
+          <w:hyperlink w:anchor="_Toc243725336" w:history="1">
             <w:r>
               <w:rPr>
                 <w:rStyle w:val="Hyperlink"/>
@@ -1816,7 +1892,7 @@
               <w:rPr>
                 <w:noProof/>
               </w:rPr>
-              <w:instrText xml:space="preserve"> PAGEREF _Toc243697175 \h </w:instrText>
+              <w:instrText xml:space="preserve"> PAGEREF _Toc243725336 \h </w:instrText>
             </w:r>
             <w:r>
               <w:rPr>
@@ -1857,7 +1933,7 @@
               <w:szCs w:val="22"/>
             </w:rPr>
           </w:pPr>
-          <w:hyperlink w:anchor="_Toc243697176" w:history="1">
+          <w:hyperlink w:anchor="_Toc243725337" w:history="1">
             <w:r>
               <w:rPr>
                 <w:rStyle w:val="Hyperlink"/>
@@ -1881,7 +1957,7 @@
               <w:rPr>
                 <w:noProof/>
               </w:rPr>
-              <w:instrText xml:space="preserve"> PAGEREF _Toc243697176 \h </w:instrText>
+              <w:instrText xml:space="preserve"> PAGEREF _Toc243725337 \h </w:instrText>
             </w:r>
             <w:r>
               <w:rPr>
@@ -1922,7 +1998,7 @@
               <w:szCs w:val="22"/>
             </w:rPr>
           </w:pPr>
-          <w:hyperlink w:anchor="_Toc243697177" w:history="1">
+          <w:hyperlink w:anchor="_Toc243725338" w:history="1">
             <w:r>
               <w:rPr>
                 <w:rStyle w:val="Hyperlink"/>
@@ -1946,7 +2022,7 @@
               <w:rPr>
                 <w:noProof/>
               </w:rPr>
-              <w:instrText xml:space="preserve"> PAGEREF _Toc243697177 \h </w:instrText>
+              <w:instrText xml:space="preserve"> PAGEREF _Toc243725338 \h </w:instrText>
             </w:r>
             <w:r>
               <w:rPr>
@@ -1987,7 +2063,7 @@
               <w:szCs w:val="22"/>
             </w:rPr>
           </w:pPr>
-          <w:hyperlink w:anchor="_Toc243697178" w:history="1">
+          <w:hyperlink w:anchor="_Toc243725339" w:history="1">
             <w:r>
               <w:rPr>
                 <w:rStyle w:val="Hyperlink"/>
@@ -2011,7 +2087,7 @@
               <w:rPr>
                 <w:noProof/>
               </w:rPr>
-              <w:instrText xml:space="preserve"> PAGEREF _Toc243697178 \h </w:instrText>
+              <w:instrText xml:space="preserve"> PAGEREF _Toc243725339 \h </w:instrText>
             </w:r>
             <w:r>
               <w:rPr>
@@ -2052,7 +2128,7 @@
               <w:szCs w:val="22"/>
             </w:rPr>
           </w:pPr>
-          <w:hyperlink w:anchor="_Toc243697179" w:history="1">
+          <w:hyperlink w:anchor="_Toc243725340" w:history="1">
             <w:r>
               <w:rPr>
                 <w:rStyle w:val="Hyperlink"/>
@@ -2076,7 +2152,7 @@
               <w:rPr>
                 <w:noProof/>
               </w:rPr>
-              <w:instrText xml:space="preserve"> PAGEREF _Toc243697179 \h </w:instrText>
+              <w:instrText xml:space="preserve"> PAGEREF _Toc243725340 \h </w:instrText>
             </w:r>
             <w:r>
               <w:rPr>
@@ -2119,7 +2195,7 @@
       <w:pPr>
         <w:pStyle w:val="Heading1"/>
       </w:pPr>
-      <w:bookmarkStart w:id="1" w:name="_Toc243697173"/>
+      <w:bookmarkStart w:id="1" w:name="_Toc243725334"/>
       <w:r>
         <w:lastRenderedPageBreak/>
         <w:t>1  How to use this checklist</w:t>
@@ -2131,10 +2207,10 @@
         <w:spacing w:after="120" w:line="276" w:lineRule="auto"/>
       </w:pPr>
       <w:r>
-        <w:t>The system works end to end in testing, with M-Pesa customer payments live since 16 October 2026 (Send Money still in the sandbox) and the public address on ngrok. Before taking real orders and moving real money, complete every</w:t>
+        <w:t>The system works end to end in testing, with M-Pesa customer payments live since 16 October 2026 (Send Money still in the sandbox) and the public address on ngrok. Before taking real orders and moving real money, complete every item in sections 2 and 3, th</w:t>
       </w:r>
       <w:r>
-        <w:t xml:space="preserve"> item in sections 2 and 3, then the rest. Priority 1 items protect money and customer data. Items already completed are ticked and say when.</w:t>
+        <w:t>en the rest. Priority 1 items protect money and customer data. Items already completed are ticked and say when.</w:t>
       </w:r>
     </w:p>
     <w:p>
@@ -2146,7 +2222,7 @@
       <w:pPr>
         <w:pStyle w:val="Heading1"/>
       </w:pPr>
-      <w:bookmarkStart w:id="2" w:name="_Toc243697174"/>
+      <w:bookmarkStart w:id="2" w:name="_Toc243725335"/>
       <w:r>
         <w:lastRenderedPageBreak/>
         <w:t>2  Priority 1 - Security</w:t>
@@ -2793,14 +2869,14 @@
                 <w:sz w:val="19"/>
                 <w:szCs w:val="19"/>
               </w:rPr>
-              <w:t xml:space="preserve">Since 24 October 2026 staff ID numbers, KRA PINs and document photos are stored encrypted with app.workers.data-secret (WORKER_DATA_SECRET). Keep a second copy away from the company computer (with the owner), and copy - never regenerate - it to the hosted </w:t>
-            </w:r>
-            <w:r>
-              <w:rPr>
-                <w:sz w:val="19"/>
-                <w:szCs w:val="19"/>
-              </w:rPr>
-              <w:t>server (DWS-CFG-03).</w:t>
+              <w:t>Since 24 October 2026 staff ID numbers, KRA PINs and document photos are stored encrypted with app.workers.data-secret (WORKER_DATA_SECRET). Keep a second copy away from the company computer (with the owner). It travels to the hosted server inside the rele</w:t>
+            </w:r>
+            <w:r>
+              <w:rPr>
+                <w:sz w:val="19"/>
+                <w:szCs w:val="19"/>
+              </w:rPr>
+              <w:t>ase (24 October 2026) - never put a new value in backend.env (DWS-CFG-03).</w:t>
             </w:r>
           </w:p>
         </w:tc>
@@ -3517,7 +3593,7 @@
       <w:pPr>
         <w:pStyle w:val="Heading1"/>
       </w:pPr>
-      <w:bookmarkStart w:id="3" w:name="_Toc243697175"/>
+      <w:bookmarkStart w:id="3" w:name="_Toc243725336"/>
       <w:r>
         <w:lastRenderedPageBreak/>
         <w:t>3  Priority 1 - M-Pesa live</w:t>
@@ -4337,7 +4413,7 @@
       <w:pPr>
         <w:pStyle w:val="Heading1"/>
       </w:pPr>
-      <w:bookmarkStart w:id="4" w:name="_Toc243697176"/>
+      <w:bookmarkStart w:id="4" w:name="_Toc243725337"/>
       <w:r>
         <w:lastRenderedPageBreak/>
         <w:t>4  Priority 2 - Hosting and reliability</w:t>
@@ -5253,7 +5329,7 @@
       <w:pPr>
         <w:pStyle w:val="Heading1"/>
       </w:pPr>
-      <w:bookmarkStart w:id="5" w:name="_Toc243697177"/>
+      <w:bookmarkStart w:id="5" w:name="_Toc243725338"/>
       <w:r>
         <w:lastRenderedPageBreak/>
         <w:t>5  Priority 2 - Applications</w:t>
@@ -6436,7 +6512,7 @@
       <w:pPr>
         <w:pStyle w:val="Heading1"/>
       </w:pPr>
-      <w:bookmarkStart w:id="6" w:name="_Toc243697178"/>
+      <w:bookmarkStart w:id="6" w:name="_Toc243725339"/>
       <w:r>
         <w:lastRenderedPageBreak/>
         <w:t>6  Priority 2 - Data</w:t>
@@ -6915,7 +6991,7 @@
       <w:pPr>
         <w:pStyle w:val="Heading1"/>
       </w:pPr>
-      <w:bookmarkStart w:id="7" w:name="_Toc243697179"/>
+      <w:bookmarkStart w:id="7" w:name="_Toc243725340"/>
       <w:r>
         <w:lastRenderedPageBreak/>
         <w:t>7  Priority 3 - Compliance and handover</w:t>
@@ -7603,10 +7679,72 @@
 <file path=word/numbering.xml><?xml version="1.0" encoding="utf-8"?>
 <w:numbering xmlns:wpc="http://schemas.microsoft.com/office/word/2010/wordprocessingCanvas" xmlns:cx="http://schemas.microsoft.com/office/drawing/2014/chartex" xmlns:cx1="http://schemas.microsoft.com/office/drawing/2015/9/8/chartex" xmlns:mc="http://schemas.openxmlformats.org/markup-compatibility/2006" xmlns:o="urn:schemas-microsoft-com:office:office" xmlns:r="http://schemas.openxmlformats.org/officeDocument/2006/relationships" xmlns:m="http://schemas.openxmlformats.org/officeDocument/2006/math" xmlns:v="urn:schemas-microsoft-com:vml" xmlns:wp14="http://schemas.microsoft.com/office/word/2010/wordprocessingDrawing" xmlns:wp="http://schemas.openxmlformats.org/drawingml/2006/wordprocessingDrawing" xmlns:w10="urn:schemas-microsoft-com:office:word" xmlns:w="http://schemas.openxmlformats.org/wordprocessingml/2006/main" xmlns:w14="http://schemas.microsoft.com/office/word/2010/wordml" xmlns:w15="http://schemas.microsoft.com/office/word/2012/wordml" xmlns:w16se="http://schemas.microsoft.com/office/word/2015/wordml/symex" xmlns:wpg="http://schemas.microsoft.com/office/word/2010/wordprocessingGroup" xmlns:wpi="http://schemas.microsoft.com/office/word/2010/wordprocessingInk" xmlns:wne="http://schemas.microsoft.com/office/word/2006/wordml" xmlns:wps="http://schemas.microsoft.com/office/word/2010/wordprocessingShape" mc:Ignorable="w14 w15 w16se wp14">
   <w:abstractNum w:abstractNumId="0" w15:restartNumberingAfterBreak="0">
-    <w:nsid w:val="53B91ABC"/>
+    <w:nsid w:val="08D5768A"/>
     <w:multiLevelType w:val="hybridMultilevel"/>
-    <w:tmpl w:val="A812313A"/>
-    <w:lvl w:ilvl="0" w:tplc="CA06F690" w:tentative="1">
+    <w:tmpl w:val="A92EEB7C"/>
+    <w:lvl w:ilvl="0" w:tplc="B7D03D36" w:tentative="1">
+      <w:start w:val="1"/>
+      <w:numFmt w:val="bullet"/>
+      <w:lvlText w:val="•"/>
+      <w:lvlJc w:val="left"/>
+      <w:pPr>
+        <w:ind w:left="540" w:hanging="300"/>
+      </w:pPr>
+    </w:lvl>
+    <w:lvl w:ilvl="1" w:tplc="CA9AEF38" w:tentative="1">
+      <w:start w:val="1"/>
+      <w:numFmt w:val="bullet"/>
+      <w:lvlText w:val="–"/>
+      <w:lvlJc w:val="left"/>
+      <w:pPr>
+        <w:ind w:left="940" w:hanging="300"/>
+      </w:pPr>
+    </w:lvl>
+    <w:lvl w:ilvl="2" w:tplc="F1027336" w:tentative="1">
+      <w:start w:val="1"/>
+      <w:numFmt w:val="bullet"/>
+      <w:lvlText w:val="◦"/>
+      <w:lvlJc w:val="left"/>
+      <w:pPr>
+        <w:ind w:left="1340" w:hanging="300"/>
+      </w:pPr>
+    </w:lvl>
+    <w:lvl w:ilvl="3" w:tplc="60BEDD1A">
+      <w:numFmt w:val="decimal"/>
+      <w:lvlText w:val=""/>
+      <w:lvlJc w:val="left"/>
+    </w:lvl>
+    <w:lvl w:ilvl="4" w:tplc="C0783F3C">
+      <w:numFmt w:val="decimal"/>
+      <w:lvlText w:val=""/>
+      <w:lvlJc w:val="left"/>
+    </w:lvl>
+    <w:lvl w:ilvl="5" w:tplc="41B4EAE6">
+      <w:numFmt w:val="decimal"/>
+      <w:lvlText w:val=""/>
+      <w:lvlJc w:val="left"/>
+    </w:lvl>
+    <w:lvl w:ilvl="6" w:tplc="022A4966">
+      <w:numFmt w:val="decimal"/>
+      <w:lvlText w:val=""/>
+      <w:lvlJc w:val="left"/>
+    </w:lvl>
+    <w:lvl w:ilvl="7" w:tplc="38CAEBAA">
+      <w:numFmt w:val="decimal"/>
+      <w:lvlText w:val=""/>
+      <w:lvlJc w:val="left"/>
+    </w:lvl>
+    <w:lvl w:ilvl="8" w:tplc="6B8EB3B8">
+      <w:numFmt w:val="decimal"/>
+      <w:lvlText w:val=""/>
+      <w:lvlJc w:val="left"/>
+    </w:lvl>
+  </w:abstractNum>
+  <w:abstractNum w:abstractNumId="1" w15:restartNumberingAfterBreak="0">
+    <w:nsid w:val="18CB5546"/>
+    <w:multiLevelType w:val="hybridMultilevel"/>
+    <w:tmpl w:val="68027910"/>
+    <w:lvl w:ilvl="0" w:tplc="F764697E" w:tentative="1">
       <w:start w:val="1"/>
       <w:numFmt w:val="bullet"/>
       <w:lvlText w:val="●"/>
@@ -7615,7 +7753,7 @@
         <w:ind w:left="720" w:hanging="360"/>
       </w:pPr>
     </w:lvl>
-    <w:lvl w:ilvl="1" w:tplc="82685F38" w:tentative="1">
+    <w:lvl w:ilvl="1" w:tplc="A1DCFA7A" w:tentative="1">
       <w:start w:val="1"/>
       <w:numFmt w:val="bullet"/>
       <w:lvlText w:val="○"/>
@@ -7624,7 +7762,7 @@
         <w:ind w:left="1440" w:hanging="360"/>
       </w:pPr>
     </w:lvl>
-    <w:lvl w:ilvl="2" w:tplc="42F04EA4" w:tentative="1">
+    <w:lvl w:ilvl="2" w:tplc="CBEEF2F4" w:tentative="1">
       <w:start w:val="1"/>
       <w:numFmt w:val="bullet"/>
       <w:lvlText w:val="■"/>
@@ -7633,7 +7771,7 @@
         <w:ind w:left="2160" w:hanging="360"/>
       </w:pPr>
     </w:lvl>
-    <w:lvl w:ilvl="3" w:tplc="5D2248B4" w:tentative="1">
+    <w:lvl w:ilvl="3" w:tplc="0EE49B0E" w:tentative="1">
       <w:start w:val="1"/>
       <w:numFmt w:val="bullet"/>
       <w:lvlText w:val="●"/>
@@ -7642,7 +7780,7 @@
         <w:ind w:left="2880" w:hanging="360"/>
       </w:pPr>
     </w:lvl>
-    <w:lvl w:ilvl="4" w:tplc="8D403E48" w:tentative="1">
+    <w:lvl w:ilvl="4" w:tplc="D450A204" w:tentative="1">
       <w:start w:val="1"/>
       <w:numFmt w:val="bullet"/>
       <w:lvlText w:val="○"/>
@@ -7651,7 +7789,7 @@
         <w:ind w:left="3600" w:hanging="360"/>
       </w:pPr>
     </w:lvl>
-    <w:lvl w:ilvl="5" w:tplc="A564843E" w:tentative="1">
+    <w:lvl w:ilvl="5" w:tplc="00E6F74C" w:tentative="1">
       <w:start w:val="1"/>
       <w:numFmt w:val="bullet"/>
       <w:lvlText w:val="■"/>
@@ -7660,7 +7798,7 @@
         <w:ind w:left="4320" w:hanging="360"/>
       </w:pPr>
     </w:lvl>
-    <w:lvl w:ilvl="6" w:tplc="ABC0818E" w:tentative="1">
+    <w:lvl w:ilvl="6" w:tplc="D766E258" w:tentative="1">
       <w:start w:val="1"/>
       <w:numFmt w:val="bullet"/>
       <w:lvlText w:val="●"/>
@@ -7669,7 +7807,7 @@
         <w:ind w:left="5040" w:hanging="360"/>
       </w:pPr>
     </w:lvl>
-    <w:lvl w:ilvl="7" w:tplc="98662D50" w:tentative="1">
+    <w:lvl w:ilvl="7" w:tplc="03343BC8" w:tentative="1">
       <w:start w:val="1"/>
       <w:numFmt w:val="bullet"/>
       <w:lvlText w:val="●"/>
@@ -7678,7 +7816,7 @@
         <w:ind w:left="5760" w:hanging="360"/>
       </w:pPr>
     </w:lvl>
-    <w:lvl w:ilvl="8" w:tplc="9AF41E8A" w:tentative="1">
+    <w:lvl w:ilvl="8" w:tplc="C252470C" w:tentative="1">
       <w:start w:val="1"/>
       <w:numFmt w:val="bullet"/>
       <w:lvlText w:val="●"/>
@@ -7688,11 +7826,11 @@
       </w:pPr>
     </w:lvl>
   </w:abstractNum>
-  <w:abstractNum w:abstractNumId="1" w15:restartNumberingAfterBreak="0">
-    <w:nsid w:val="5D6A755A"/>
+  <w:abstractNum w:abstractNumId="2" w15:restartNumberingAfterBreak="0">
+    <w:nsid w:val="279403AC"/>
     <w:multiLevelType w:val="hybridMultilevel"/>
-    <w:tmpl w:val="B8D6629C"/>
-    <w:lvl w:ilvl="0" w:tplc="5E50915A" w:tentative="1">
+    <w:tmpl w:val="0F347D32"/>
+    <w:lvl w:ilvl="0" w:tplc="5FC449BC" w:tentative="1">
       <w:start w:val="1"/>
       <w:numFmt w:val="decimal"/>
       <w:lvlText w:val="%1."/>
@@ -7701,7 +7839,7 @@
         <w:ind w:left="540" w:hanging="300"/>
       </w:pPr>
     </w:lvl>
-    <w:lvl w:ilvl="1" w:tplc="91701642" w:tentative="1">
+    <w:lvl w:ilvl="1" w:tplc="43BE3900" w:tentative="1">
       <w:start w:val="1"/>
       <w:numFmt w:val="lowerLetter"/>
       <w:lvlText w:val="%2."/>
@@ -7710,7 +7848,7 @@
         <w:ind w:left="940" w:hanging="300"/>
       </w:pPr>
     </w:lvl>
-    <w:lvl w:ilvl="2" w:tplc="212CF4D2" w:tentative="1">
+    <w:lvl w:ilvl="2" w:tplc="045222FE" w:tentative="1">
       <w:start w:val="1"/>
       <w:numFmt w:val="lowerRoman"/>
       <w:lvlText w:val="%3."/>
@@ -7719,101 +7857,39 @@
         <w:ind w:left="1340" w:hanging="300"/>
       </w:pPr>
     </w:lvl>
-    <w:lvl w:ilvl="3" w:tplc="B18CC73C">
+    <w:lvl w:ilvl="3" w:tplc="E698D89A">
       <w:numFmt w:val="decimal"/>
       <w:lvlText w:val=""/>
       <w:lvlJc w:val="left"/>
     </w:lvl>
-    <w:lvl w:ilvl="4" w:tplc="02966DB0">
+    <w:lvl w:ilvl="4" w:tplc="29180A0E">
       <w:numFmt w:val="decimal"/>
       <w:lvlText w:val=""/>
       <w:lvlJc w:val="left"/>
     </w:lvl>
-    <w:lvl w:ilvl="5" w:tplc="9216E396">
+    <w:lvl w:ilvl="5" w:tplc="07D264EA">
       <w:numFmt w:val="decimal"/>
       <w:lvlText w:val=""/>
       <w:lvlJc w:val="left"/>
     </w:lvl>
-    <w:lvl w:ilvl="6" w:tplc="92AC3906">
+    <w:lvl w:ilvl="6" w:tplc="EBAEF75C">
       <w:numFmt w:val="decimal"/>
       <w:lvlText w:val=""/>
       <w:lvlJc w:val="left"/>
     </w:lvl>
-    <w:lvl w:ilvl="7" w:tplc="1CFAF664">
+    <w:lvl w:ilvl="7" w:tplc="08C4B57C">
       <w:numFmt w:val="decimal"/>
       <w:lvlText w:val=""/>
       <w:lvlJc w:val="left"/>
     </w:lvl>
-    <w:lvl w:ilvl="8" w:tplc="22AA5FB2">
-      <w:numFmt w:val="decimal"/>
-      <w:lvlText w:val=""/>
-      <w:lvlJc w:val="left"/>
-    </w:lvl>
-  </w:abstractNum>
-  <w:abstractNum w:abstractNumId="2" w15:restartNumberingAfterBreak="0">
-    <w:nsid w:val="7D9D4639"/>
-    <w:multiLevelType w:val="hybridMultilevel"/>
-    <w:tmpl w:val="565A4E1C"/>
-    <w:lvl w:ilvl="0" w:tplc="182A8084" w:tentative="1">
-      <w:start w:val="1"/>
-      <w:numFmt w:val="bullet"/>
-      <w:lvlText w:val="•"/>
-      <w:lvlJc w:val="left"/>
-      <w:pPr>
-        <w:ind w:left="540" w:hanging="300"/>
-      </w:pPr>
-    </w:lvl>
-    <w:lvl w:ilvl="1" w:tplc="EE0E19CE" w:tentative="1">
-      <w:start w:val="1"/>
-      <w:numFmt w:val="bullet"/>
-      <w:lvlText w:val="–"/>
-      <w:lvlJc w:val="left"/>
-      <w:pPr>
-        <w:ind w:left="940" w:hanging="300"/>
-      </w:pPr>
-    </w:lvl>
-    <w:lvl w:ilvl="2" w:tplc="440E47E4" w:tentative="1">
-      <w:start w:val="1"/>
-      <w:numFmt w:val="bullet"/>
-      <w:lvlText w:val="◦"/>
-      <w:lvlJc w:val="left"/>
-      <w:pPr>
-        <w:ind w:left="1340" w:hanging="300"/>
-      </w:pPr>
-    </w:lvl>
-    <w:lvl w:ilvl="3" w:tplc="7DA0E5BA">
-      <w:numFmt w:val="decimal"/>
-      <w:lvlText w:val=""/>
-      <w:lvlJc w:val="left"/>
-    </w:lvl>
-    <w:lvl w:ilvl="4" w:tplc="8C647F74">
-      <w:numFmt w:val="decimal"/>
-      <w:lvlText w:val=""/>
-      <w:lvlJc w:val="left"/>
-    </w:lvl>
-    <w:lvl w:ilvl="5" w:tplc="F7B8E5FE">
-      <w:numFmt w:val="decimal"/>
-      <w:lvlText w:val=""/>
-      <w:lvlJc w:val="left"/>
-    </w:lvl>
-    <w:lvl w:ilvl="6" w:tplc="CBF29690">
-      <w:numFmt w:val="decimal"/>
-      <w:lvlText w:val=""/>
-      <w:lvlJc w:val="left"/>
-    </w:lvl>
-    <w:lvl w:ilvl="7" w:tplc="8A58C658">
-      <w:numFmt w:val="decimal"/>
-      <w:lvlText w:val=""/>
-      <w:lvlJc w:val="left"/>
-    </w:lvl>
-    <w:lvl w:ilvl="8" w:tplc="9A120AEE">
+    <w:lvl w:ilvl="8" w:tplc="FFB0C95C">
       <w:numFmt w:val="decimal"/>
       <w:lvlText w:val=""/>
       <w:lvlJc w:val="left"/>
     </w:lvl>
   </w:abstractNum>
   <w:num w:numId="1">
-    <w:abstractNumId w:val="0"/>
+    <w:abstractNumId w:val="1"/>
     <w:lvlOverride w:ilvl="0">
       <w:startOverride w:val="1"/>
     </w:lvlOverride>
@@ -8442,7 +8518,7 @@
     <w:autoRedefine/>
     <w:uiPriority w:val="39"/>
     <w:unhideWhenUsed/>
-    <w:rsid w:val="00DE079F"/>
+    <w:rsid w:val="00C81725"/>
     <w:pPr>
       <w:spacing w:after="100"/>
     </w:pPr>

--- a/documentation/02 Configuration and Production/Production Go-Live Checklist.docx
+++ b/documentation/02 Configuration and Production/Production Go-Live Checklist.docx
@@ -1671,6 +1671,74 @@
           </w:p>
         </w:tc>
       </w:tr>
+      <w:tr>
+        <w:tblPrEx>
+          <w:tblCellMar>
+            <w:top w:w="0" w:type="dxa"/>
+            <w:bottom w:w="0" w:type="dxa"/>
+          </w:tblCellMar>
+        </w:tblPrEx>
+        <w:tc>
+          <w:tcPr>
+            <w:tcW w:w="1300" w:type="dxa"/>
+            <w:tcMar>
+              <w:top w:w="50" w:type="dxa"/>
+              <w:left w:w="90" w:type="dxa"/>
+              <w:bottom w:w="50" w:type="dxa"/>
+              <w:right w:w="90" w:type="dxa"/>
+            </w:tcMar>
+          </w:tcPr>
+          <w:p>
+            <w:r>
+              <w:rPr>
+                <w:sz w:val="19"/>
+                <w:szCs w:val="19"/>
+              </w:rPr>
+              <w:t>1.1</w:t>
+            </w:r>
+          </w:p>
+        </w:tc>
+        <w:tc>
+          <w:tcPr>
+            <w:tcW w:w="1900" w:type="dxa"/>
+            <w:tcMar>
+              <w:top w:w="50" w:type="dxa"/>
+              <w:left w:w="90" w:type="dxa"/>
+              <w:bottom w:w="50" w:type="dxa"/>
+              <w:right w:w="90" w:type="dxa"/>
+            </w:tcMar>
+          </w:tcPr>
+          <w:p>
+            <w:r>
+              <w:rPr>
+                <w:sz w:val="19"/>
+                <w:szCs w:val="19"/>
+              </w:rPr>
+              <w:t>24 October 2026</w:t>
+            </w:r>
+          </w:p>
+        </w:tc>
+        <w:tc>
+          <w:tcPr>
+            <w:tcW w:w="6438" w:type="dxa"/>
+            <w:tcMar>
+              <w:top w:w="50" w:type="dxa"/>
+              <w:left w:w="90" w:type="dxa"/>
+              <w:bottom w:w="50" w:type="dxa"/>
+              <w:right w:w="90" w:type="dxa"/>
+            </w:tcMar>
+          </w:tcPr>
+          <w:p>
+            <w:r>
+              <w:rPr>
+                <w:sz w:val="19"/>
+                <w:szCs w:val="19"/>
+              </w:rPr>
+              <w:t>Policy pages published.</w:t>
+            </w:r>
+          </w:p>
+        </w:tc>
+      </w:tr>
     </w:tbl>
     <w:p>
       <w:pPr>
@@ -1682,7 +1750,7 @@
           <w:sz w:val="20"/>
           <w:szCs w:val="20"/>
         </w:rPr>
-        <w:t>Keep this document up to date: when a feature, setting or server changes, edit the matching section here and add a line to</w:t>
+        <w:t>Keep this document up to date: when a feature, setting or server changes, edi</w:t>
       </w:r>
       <w:r>
         <w:rPr>
@@ -1690,7 +1758,7 @@
           <w:sz w:val="20"/>
           <w:szCs w:val="20"/>
         </w:rPr>
-        <w:t xml:space="preserve"> the table above.</w:t>
+        <w:t>t the matching section here and add a line to the table above.</w:t>
       </w:r>
     </w:p>
     <w:p>
@@ -1711,7 +1779,7 @@
     <w:sdt>
       <w:sdtPr>
         <w:alias w:val="Contents"/>
-        <w:id w:val="-1614048578"/>
+        <w:id w:val="734675223"/>
       </w:sdtPr>
       <w:sdtEndPr/>
       <w:sdtContent>
@@ -1738,7 +1806,7 @@
           <w:r>
             <w:fldChar w:fldCharType="separate"/>
           </w:r>
-          <w:hyperlink w:anchor="_Toc243725334" w:history="1">
+          <w:hyperlink w:anchor="_Toc243726464" w:history="1">
             <w:r>
               <w:rPr>
                 <w:rStyle w:val="Hyperlink"/>
@@ -1762,7 +1830,7 @@
               <w:rPr>
                 <w:noProof/>
               </w:rPr>
-              <w:instrText xml:space="preserve"> PAGEREF _Toc243725334 \h </w:instrText>
+              <w:instrText xml:space="preserve"> PAGEREF _Toc243726464 \h </w:instrText>
             </w:r>
             <w:r>
               <w:rPr>
@@ -1803,7 +1871,7 @@
               <w:szCs w:val="22"/>
             </w:rPr>
           </w:pPr>
-          <w:hyperlink w:anchor="_Toc243725335" w:history="1">
+          <w:hyperlink w:anchor="_Toc243726465" w:history="1">
             <w:r>
               <w:rPr>
                 <w:rStyle w:val="Hyperlink"/>
@@ -1827,7 +1895,7 @@
               <w:rPr>
                 <w:noProof/>
               </w:rPr>
-              <w:instrText xml:space="preserve"> PAGEREF _Toc243725335 \h </w:instrText>
+              <w:instrText xml:space="preserve"> PAGEREF _Toc243726465 \h </w:instrText>
             </w:r>
             <w:r>
               <w:rPr>
@@ -1868,7 +1936,7 @@
               <w:szCs w:val="22"/>
             </w:rPr>
           </w:pPr>
-          <w:hyperlink w:anchor="_Toc243725336" w:history="1">
+          <w:hyperlink w:anchor="_Toc243726466" w:history="1">
             <w:r>
               <w:rPr>
                 <w:rStyle w:val="Hyperlink"/>
@@ -1892,7 +1960,7 @@
               <w:rPr>
                 <w:noProof/>
               </w:rPr>
-              <w:instrText xml:space="preserve"> PAGEREF _Toc243725336 \h </w:instrText>
+              <w:instrText xml:space="preserve"> PAGEREF _Toc243726466 \h </w:instrText>
             </w:r>
             <w:r>
               <w:rPr>
@@ -1933,7 +2001,7 @@
               <w:szCs w:val="22"/>
             </w:rPr>
           </w:pPr>
-          <w:hyperlink w:anchor="_Toc243725337" w:history="1">
+          <w:hyperlink w:anchor="_Toc243726467" w:history="1">
             <w:r>
               <w:rPr>
                 <w:rStyle w:val="Hyperlink"/>
@@ -1957,7 +2025,7 @@
               <w:rPr>
                 <w:noProof/>
               </w:rPr>
-              <w:instrText xml:space="preserve"> PAGEREF _Toc243725337 \h </w:instrText>
+              <w:instrText xml:space="preserve"> PAGEREF _Toc243726467 \h </w:instrText>
             </w:r>
             <w:r>
               <w:rPr>
@@ -1998,7 +2066,7 @@
               <w:szCs w:val="22"/>
             </w:rPr>
           </w:pPr>
-          <w:hyperlink w:anchor="_Toc243725338" w:history="1">
+          <w:hyperlink w:anchor="_Toc243726468" w:history="1">
             <w:r>
               <w:rPr>
                 <w:rStyle w:val="Hyperlink"/>
@@ -2022,7 +2090,7 @@
               <w:rPr>
                 <w:noProof/>
               </w:rPr>
-              <w:instrText xml:space="preserve"> PAGEREF _Toc243725338 \h </w:instrText>
+              <w:instrText xml:space="preserve"> PAGEREF _Toc243726468 \h </w:instrText>
             </w:r>
             <w:r>
               <w:rPr>
@@ -2063,7 +2131,7 @@
               <w:szCs w:val="22"/>
             </w:rPr>
           </w:pPr>
-          <w:hyperlink w:anchor="_Toc243725339" w:history="1">
+          <w:hyperlink w:anchor="_Toc243726469" w:history="1">
             <w:r>
               <w:rPr>
                 <w:rStyle w:val="Hyperlink"/>
@@ -2087,7 +2155,7 @@
               <w:rPr>
                 <w:noProof/>
               </w:rPr>
-              <w:instrText xml:space="preserve"> PAGEREF _Toc243725339 \h </w:instrText>
+              <w:instrText xml:space="preserve"> PAGEREF _Toc243726469 \h </w:instrText>
             </w:r>
             <w:r>
               <w:rPr>
@@ -2128,7 +2196,7 @@
               <w:szCs w:val="22"/>
             </w:rPr>
           </w:pPr>
-          <w:hyperlink w:anchor="_Toc243725340" w:history="1">
+          <w:hyperlink w:anchor="_Toc243726470" w:history="1">
             <w:r>
               <w:rPr>
                 <w:rStyle w:val="Hyperlink"/>
@@ -2152,7 +2220,7 @@
               <w:rPr>
                 <w:noProof/>
               </w:rPr>
-              <w:instrText xml:space="preserve"> PAGEREF _Toc243725340 \h </w:instrText>
+              <w:instrText xml:space="preserve"> PAGEREF _Toc243726470 \h </w:instrText>
             </w:r>
             <w:r>
               <w:rPr>
@@ -2195,7 +2263,7 @@
       <w:pPr>
         <w:pStyle w:val="Heading1"/>
       </w:pPr>
-      <w:bookmarkStart w:id="1" w:name="_Toc243725334"/>
+      <w:bookmarkStart w:id="1" w:name="_Toc243726464"/>
       <w:r>
         <w:lastRenderedPageBreak/>
         <w:t>1  How to use this checklist</w:t>
@@ -2222,7 +2290,7 @@
       <w:pPr>
         <w:pStyle w:val="Heading1"/>
       </w:pPr>
-      <w:bookmarkStart w:id="2" w:name="_Toc243725335"/>
+      <w:bookmarkStart w:id="2" w:name="_Toc243726465"/>
       <w:r>
         <w:lastRenderedPageBreak/>
         <w:t>2  Priority 1 - Security</w:t>
@@ -2422,14 +2490,21 @@
                 <w:sz w:val="19"/>
                 <w:szCs w:val="19"/>
               </w:rPr>
-              <w:t>Done 3 October 2026. Every request through the mobile server (the only staff path reachable from the internet) must carry a token issued to an approved phone, and the backend takes the acting user from that token, including for the admin check on Send Mone</w:t>
-            </w:r>
-            <w:r>
-              <w:rPr>
-                <w:sz w:val="19"/>
-                <w:szCs w:val="19"/>
-              </w:rPr>
-              <w:t>y. Files: backend security/MobileDeviceFilter.java, service/DeviceService.java.</w:t>
+              <w:t>Done 3 October 2026. Every request through the mobi</w:t>
+            </w:r>
+            <w:r>
+              <w:rPr>
+                <w:sz w:val="19"/>
+                <w:szCs w:val="19"/>
+              </w:rPr>
+              <w:t>le server (the only staff path reachable from the internet) must carry a token issued to an approved phone, and the backend takes the acting user from that token, including for the admin check on Send Money. Files: backend security/MobileDeviceFilter.java,</w:t>
+            </w:r>
+            <w:r>
+              <w:rPr>
+                <w:sz w:val="19"/>
+                <w:szCs w:val="19"/>
+              </w:rPr>
+              <w:t xml:space="preserve"> service/DeviceService.java.</w:t>
             </w:r>
           </w:p>
         </w:tc>
@@ -2935,7 +3010,7 @@
                 <w:sz w:val="19"/>
                 <w:szCs w:val="19"/>
               </w:rPr>
-              <w:t>Rotate every development credential</w:t>
+              <w:t>Policy pages</w:t>
             </w:r>
           </w:p>
         </w:tc>
@@ -2958,7 +3033,14 @@
                 <w:sz w:val="19"/>
                 <w:szCs w:val="19"/>
               </w:rPr>
-              <w:t>Database password, Groq and Anthropic keys and any other credential that was written in notes or shared in chat sessions during development must be replaced.</w:t>
+              <w:t>Done 24 October 2026: Returns &amp; Refunds, Privacy and Terms are on the site (/returns, /privacy, /terms), linked from every page's footer and at checkout; the Help answer and the assistant follow the same refund rules. Safaricom asks for an active website f</w:t>
+            </w:r>
+            <w:r>
+              <w:rPr>
+                <w:sz w:val="19"/>
+                <w:szCs w:val="19"/>
+              </w:rPr>
+              <w:t>or the till upgrade.</w:t>
             </w:r>
           </w:p>
         </w:tc>
@@ -3019,7 +3101,7 @@
                 <w:sz w:val="19"/>
                 <w:szCs w:val="19"/>
               </w:rPr>
-              <w:t>Remove plain-text secret files</w:t>
+              <w:t>Rotate every development credential</w:t>
             </w:r>
           </w:p>
         </w:tc>
@@ -3043,7 +3125,7 @@
                 <w:sz w:val="19"/>
                 <w:szCs w:val="19"/>
               </w:rPr>
-              <w:t>Delete or move backend/keys_paths.tex and fathersProject/other details.text out of the project; keep secrets in one protected file (DWS-CFG-01).</w:t>
+              <w:t>Database password, Groq and Anthropic keys and any other credential that was written in notes or shared in chat sessions during development must be replaced.</w:t>
             </w:r>
           </w:p>
         </w:tc>
@@ -3102,7 +3184,7 @@
                 <w:sz w:val="19"/>
                 <w:szCs w:val="19"/>
               </w:rPr>
-              <w:t>Disable test accounts</w:t>
+              <w:t>Remove plain-text secret files</w:t>
             </w:r>
           </w:p>
         </w:tc>
@@ -3125,7 +3207,7 @@
                 <w:sz w:val="19"/>
                 <w:szCs w:val="19"/>
               </w:rPr>
-              <w:t>Remove or give strong passwords to the simple test logins created during development; review every account in the desktop Users section.</w:t>
+              <w:t>Delete or move backend/keys_paths.tex and fathersProject/other details.text out of the project; keep secrets in one protected file (DWS-CFG-01).</w:t>
             </w:r>
           </w:p>
         </w:tc>
@@ -3186,7 +3268,7 @@
                 <w:sz w:val="19"/>
                 <w:szCs w:val="19"/>
               </w:rPr>
-              <w:t>Lock down ports</w:t>
+              <w:t>Disable test accounts</w:t>
             </w:r>
           </w:p>
         </w:tc>
@@ -3210,14 +3292,7 @@
                 <w:sz w:val="19"/>
                 <w:szCs w:val="19"/>
               </w:rPr>
-              <w:t>On the hosted server, setup-server.sh lets in only SSH, HTTP and HTTPS and every server listens only inside the machine (prepared 8 October 2026). On the company computer: only the public router should be reachable from outside. Firewall 3309, 8000-8002, 8</w:t>
-            </w:r>
-            <w:r>
-              <w:rPr>
-                <w:sz w:val="19"/>
-                <w:szCs w:val="19"/>
-              </w:rPr>
-              <w:t>080, 5173 and 4173 from other machines; set MySQL to listen locally if Windows tools do not need it.</w:t>
+              <w:t>Remove or give strong passwords to the simple test logins created during development; review every account in the desktop Users section.</w:t>
             </w:r>
           </w:p>
         </w:tc>
@@ -3251,6 +3326,7 @@
                 <w:sz w:val="19"/>
                 <w:szCs w:val="19"/>
               </w:rPr>
+              <w:lastRenderedPageBreak/>
               <w:t>☐</w:t>
             </w:r>
           </w:p>
@@ -3276,7 +3352,7 @@
                 <w:sz w:val="19"/>
                 <w:szCs w:val="19"/>
               </w:rPr>
-              <w:t>Least-privilege database account</w:t>
+              <w:t>Lock down ports</w:t>
             </w:r>
           </w:p>
         </w:tc>
@@ -3299,7 +3375,14 @@
                 <w:sz w:val="19"/>
                 <w:szCs w:val="19"/>
               </w:rPr>
-              <w:t>Run the backend with an account that cannot drop or alter tables; keep a separate account for migrations.</w:t>
+              <w:t>On the hosted server, setup-server.sh lets in only SSH, HTTP and HTTPS and every server listens only inside the machine (prepared 8 October 2026). On the company computer: only the public router should be reachable from outside. Firewall 3309, 8000-8002, 8</w:t>
+            </w:r>
+            <w:r>
+              <w:rPr>
+                <w:sz w:val="19"/>
+                <w:szCs w:val="19"/>
+              </w:rPr>
+              <w:t>080, 5173 and 4173 from other machines; set MySQL to listen locally if Windows tools do not need it.</w:t>
             </w:r>
           </w:p>
         </w:tc>
@@ -3334,8 +3417,7 @@
                 <w:sz w:val="19"/>
                 <w:szCs w:val="19"/>
               </w:rPr>
-              <w:lastRenderedPageBreak/>
-              <w:t>☑</w:t>
+              <w:t>☐</w:t>
             </w:r>
           </w:p>
         </w:tc>
@@ -3361,7 +3443,7 @@
                 <w:sz w:val="19"/>
                 <w:szCs w:val="19"/>
               </w:rPr>
-              <w:t>Protect the payment callbacks</w:t>
+              <w:t>Least-privilege database account</w:t>
             </w:r>
           </w:p>
         </w:tc>
@@ -3385,14 +3467,7 @@
                 <w:sz w:val="19"/>
                 <w:szCs w:val="19"/>
               </w:rPr>
-              <w:t>Done 9 October 2026: the backend confirms every STK result with Safaricom's status query before acting, and the hosted router (deploy/Caddyfile) accepts the callback paths only from Safaricom's addresses - confirm that list wi</w:t>
-            </w:r>
-            <w:r>
-              <w:rPr>
-                <w:sz w:val="19"/>
-                <w:szCs w:val="19"/>
-              </w:rPr>
-              <w:t>th Safaricom before going live.</w:t>
+              <w:t>Run the backend with an account that cannot drop or alter tables; keep a separate account for migrations.</w:t>
             </w:r>
           </w:p>
         </w:tc>
@@ -3426,7 +3501,7 @@
                 <w:sz w:val="19"/>
                 <w:szCs w:val="19"/>
               </w:rPr>
-              <w:t>☐</w:t>
+              <w:t>☑</w:t>
             </w:r>
           </w:p>
         </w:tc>
@@ -3451,7 +3526,7 @@
                 <w:sz w:val="19"/>
                 <w:szCs w:val="19"/>
               </w:rPr>
-              <w:t>Quiet the mobile app logs</w:t>
+              <w:t>Protect the payment callbacks</w:t>
             </w:r>
           </w:p>
         </w:tc>
@@ -3474,7 +3549,14 @@
                 <w:sz w:val="19"/>
                 <w:szCs w:val="19"/>
               </w:rPr>
-              <w:t>Lower OkHttp logging from BODY to BASIC or NONE in RetrofitClient.kt.</w:t>
+              <w:t>Done 9 October 2026: the backend confirms every STK result with Safaricom's status query before acting, and the hosted router (deploy/Caddyfile) accepts the callback paths only from Safaricom's addresses - confirm that list wi</w:t>
+            </w:r>
+            <w:r>
+              <w:rPr>
+                <w:sz w:val="19"/>
+                <w:szCs w:val="19"/>
+              </w:rPr>
+              <w:t>th Safaricom before going live.</w:t>
             </w:r>
           </w:p>
         </w:tc>
@@ -3535,7 +3617,7 @@
                 <w:sz w:val="19"/>
                 <w:szCs w:val="19"/>
               </w:rPr>
-              <w:t>Independent security test</w:t>
+              <w:t>Quiet the mobile app logs</w:t>
             </w:r>
           </w:p>
         </w:tc>
@@ -3543,6 +3625,88 @@
           <w:tcPr>
             <w:tcW w:w="5685" w:type="dxa"/>
             <w:shd w:val="clear" w:color="auto" w:fill="F4F5F3"/>
+            <w:tcMar>
+              <w:top w:w="50" w:type="dxa"/>
+              <w:left w:w="90" w:type="dxa"/>
+              <w:bottom w:w="50" w:type="dxa"/>
+              <w:right w:w="90" w:type="dxa"/>
+            </w:tcMar>
+          </w:tcPr>
+          <w:p>
+            <w:pPr>
+              <w:spacing w:after="20" w:line="252" w:lineRule="auto"/>
+            </w:pPr>
+            <w:r>
+              <w:rPr>
+                <w:sz w:val="19"/>
+                <w:szCs w:val="19"/>
+              </w:rPr>
+              <w:t>Lower OkHttp logging from BODY to BASIC or NONE in RetrofitClient.kt.</w:t>
+            </w:r>
+          </w:p>
+        </w:tc>
+      </w:tr>
+      <w:tr>
+        <w:tblPrEx>
+          <w:tblCellMar>
+            <w:top w:w="0" w:type="dxa"/>
+            <w:bottom w:w="0" w:type="dxa"/>
+          </w:tblCellMar>
+        </w:tblPrEx>
+        <w:trPr>
+          <w:cantSplit/>
+        </w:trPr>
+        <w:tc>
+          <w:tcPr>
+            <w:tcW w:w="741" w:type="dxa"/>
+            <w:tcMar>
+              <w:top w:w="50" w:type="dxa"/>
+              <w:left w:w="90" w:type="dxa"/>
+              <w:bottom w:w="50" w:type="dxa"/>
+              <w:right w:w="90" w:type="dxa"/>
+            </w:tcMar>
+          </w:tcPr>
+          <w:p>
+            <w:pPr>
+              <w:spacing w:after="20" w:line="252" w:lineRule="auto"/>
+            </w:pPr>
+            <w:r>
+              <w:rPr>
+                <w:sz w:val="19"/>
+                <w:szCs w:val="19"/>
+              </w:rPr>
+              <w:t>☐</w:t>
+            </w:r>
+          </w:p>
+        </w:tc>
+        <w:tc>
+          <w:tcPr>
+            <w:tcW w:w="3212" w:type="dxa"/>
+            <w:tcMar>
+              <w:top w:w="50" w:type="dxa"/>
+              <w:left w:w="90" w:type="dxa"/>
+              <w:bottom w:w="50" w:type="dxa"/>
+              <w:right w:w="90" w:type="dxa"/>
+            </w:tcMar>
+          </w:tcPr>
+          <w:p>
+            <w:pPr>
+              <w:spacing w:after="20" w:line="252" w:lineRule="auto"/>
+            </w:pPr>
+            <w:r>
+              <w:rPr>
+                <w:b/>
+                <w:bCs/>
+                <w:sz w:val="19"/>
+                <w:szCs w:val="19"/>
+              </w:rPr>
+              <w:t>Independent security test</w:t>
+            </w:r>
+          </w:p>
+        </w:tc>
+        <w:tc>
+          <w:tcPr>
+            <w:tcW w:w="5685" w:type="dxa"/>
             <w:tcMar>
               <w:top w:w="50" w:type="dxa"/>
               <w:left w:w="90" w:type="dxa"/>
@@ -3593,7 +3757,7 @@
       <w:pPr>
         <w:pStyle w:val="Heading1"/>
       </w:pPr>
-      <w:bookmarkStart w:id="3" w:name="_Toc243725336"/>
+      <w:bookmarkStart w:id="3" w:name="_Toc243726466"/>
       <w:r>
         <w:lastRenderedPageBreak/>
         <w:t>3  Priority 1 - M-Pesa live</w:t>
@@ -4413,7 +4577,7 @@
       <w:pPr>
         <w:pStyle w:val="Heading1"/>
       </w:pPr>
-      <w:bookmarkStart w:id="4" w:name="_Toc243725337"/>
+      <w:bookmarkStart w:id="4" w:name="_Toc243726467"/>
       <w:r>
         <w:lastRenderedPageBreak/>
         <w:t>4  Priority 2 - Hosting and reliability</w:t>
@@ -5329,7 +5493,7 @@
       <w:pPr>
         <w:pStyle w:val="Heading1"/>
       </w:pPr>
-      <w:bookmarkStart w:id="5" w:name="_Toc243725338"/>
+      <w:bookmarkStart w:id="5" w:name="_Toc243726468"/>
       <w:r>
         <w:lastRenderedPageBreak/>
         <w:t>5  Priority 2 - Applications</w:t>
@@ -6512,7 +6676,7 @@
       <w:pPr>
         <w:pStyle w:val="Heading1"/>
       </w:pPr>
-      <w:bookmarkStart w:id="6" w:name="_Toc243725339"/>
+      <w:bookmarkStart w:id="6" w:name="_Toc243726469"/>
       <w:r>
         <w:lastRenderedPageBreak/>
         <w:t>6  Priority 2 - Data</w:t>
@@ -6991,7 +7155,7 @@
       <w:pPr>
         <w:pStyle w:val="Heading1"/>
       </w:pPr>
-      <w:bookmarkStart w:id="7" w:name="_Toc243725340"/>
+      <w:bookmarkStart w:id="7" w:name="_Toc243726470"/>
       <w:r>
         <w:lastRenderedPageBreak/>
         <w:t>7  Priority 3 - Compliance and handover</w:t>
@@ -7679,72 +7843,10 @@
 <file path=word/numbering.xml><?xml version="1.0" encoding="utf-8"?>
 <w:numbering xmlns:wpc="http://schemas.microsoft.com/office/word/2010/wordprocessingCanvas" xmlns:cx="http://schemas.microsoft.com/office/drawing/2014/chartex" xmlns:cx1="http://schemas.microsoft.com/office/drawing/2015/9/8/chartex" xmlns:mc="http://schemas.openxmlformats.org/markup-compatibility/2006" xmlns:o="urn:schemas-microsoft-com:office:office" xmlns:r="http://schemas.openxmlformats.org/officeDocument/2006/relationships" xmlns:m="http://schemas.openxmlformats.org/officeDocument/2006/math" xmlns:v="urn:schemas-microsoft-com:vml" xmlns:wp14="http://schemas.microsoft.com/office/word/2010/wordprocessingDrawing" xmlns:wp="http://schemas.openxmlformats.org/drawingml/2006/wordprocessingDrawing" xmlns:w10="urn:schemas-microsoft-com:office:word" xmlns:w="http://schemas.openxmlformats.org/wordprocessingml/2006/main" xmlns:w14="http://schemas.microsoft.com/office/word/2010/wordml" xmlns:w15="http://schemas.microsoft.com/office/word/2012/wordml" xmlns:w16se="http://schemas.microsoft.com/office/word/2015/wordml/symex" xmlns:wpg="http://schemas.microsoft.com/office/word/2010/wordprocessingGroup" xmlns:wpi="http://schemas.microsoft.com/office/word/2010/wordprocessingInk" xmlns:wne="http://schemas.microsoft.com/office/word/2006/wordml" xmlns:wps="http://schemas.microsoft.com/office/word/2010/wordprocessingShape" mc:Ignorable="w14 w15 w16se wp14">
   <w:abstractNum w:abstractNumId="0" w15:restartNumberingAfterBreak="0">
-    <w:nsid w:val="08D5768A"/>
+    <w:nsid w:val="16B723C1"/>
     <w:multiLevelType w:val="hybridMultilevel"/>
-    <w:tmpl w:val="A92EEB7C"/>
-    <w:lvl w:ilvl="0" w:tplc="B7D03D36" w:tentative="1">
-      <w:start w:val="1"/>
-      <w:numFmt w:val="bullet"/>
-      <w:lvlText w:val="•"/>
-      <w:lvlJc w:val="left"/>
-      <w:pPr>
-        <w:ind w:left="540" w:hanging="300"/>
-      </w:pPr>
-    </w:lvl>
-    <w:lvl w:ilvl="1" w:tplc="CA9AEF38" w:tentative="1">
-      <w:start w:val="1"/>
-      <w:numFmt w:val="bullet"/>
-      <w:lvlText w:val="–"/>
-      <w:lvlJc w:val="left"/>
-      <w:pPr>
-        <w:ind w:left="940" w:hanging="300"/>
-      </w:pPr>
-    </w:lvl>
-    <w:lvl w:ilvl="2" w:tplc="F1027336" w:tentative="1">
-      <w:start w:val="1"/>
-      <w:numFmt w:val="bullet"/>
-      <w:lvlText w:val="◦"/>
-      <w:lvlJc w:val="left"/>
-      <w:pPr>
-        <w:ind w:left="1340" w:hanging="300"/>
-      </w:pPr>
-    </w:lvl>
-    <w:lvl w:ilvl="3" w:tplc="60BEDD1A">
-      <w:numFmt w:val="decimal"/>
-      <w:lvlText w:val=""/>
-      <w:lvlJc w:val="left"/>
-    </w:lvl>
-    <w:lvl w:ilvl="4" w:tplc="C0783F3C">
-      <w:numFmt w:val="decimal"/>
-      <w:lvlText w:val=""/>
-      <w:lvlJc w:val="left"/>
-    </w:lvl>
-    <w:lvl w:ilvl="5" w:tplc="41B4EAE6">
-      <w:numFmt w:val="decimal"/>
-      <w:lvlText w:val=""/>
-      <w:lvlJc w:val="left"/>
-    </w:lvl>
-    <w:lvl w:ilvl="6" w:tplc="022A4966">
-      <w:numFmt w:val="decimal"/>
-      <w:lvlText w:val=""/>
-      <w:lvlJc w:val="left"/>
-    </w:lvl>
-    <w:lvl w:ilvl="7" w:tplc="38CAEBAA">
-      <w:numFmt w:val="decimal"/>
-      <w:lvlText w:val=""/>
-      <w:lvlJc w:val="left"/>
-    </w:lvl>
-    <w:lvl w:ilvl="8" w:tplc="6B8EB3B8">
-      <w:numFmt w:val="decimal"/>
-      <w:lvlText w:val=""/>
-      <w:lvlJc w:val="left"/>
-    </w:lvl>
-  </w:abstractNum>
-  <w:abstractNum w:abstractNumId="1" w15:restartNumberingAfterBreak="0">
-    <w:nsid w:val="18CB5546"/>
-    <w:multiLevelType w:val="hybridMultilevel"/>
-    <w:tmpl w:val="68027910"/>
-    <w:lvl w:ilvl="0" w:tplc="F764697E" w:tentative="1">
+    <w:tmpl w:val="DA7427CE"/>
+    <w:lvl w:ilvl="0" w:tplc="93AC9A04" w:tentative="1">
       <w:start w:val="1"/>
       <w:numFmt w:val="bullet"/>
       <w:lvlText w:val="●"/>
@@ -7753,7 +7855,7 @@
         <w:ind w:left="720" w:hanging="360"/>
       </w:pPr>
     </w:lvl>
-    <w:lvl w:ilvl="1" w:tplc="A1DCFA7A" w:tentative="1">
+    <w:lvl w:ilvl="1" w:tplc="1B5CDE7E" w:tentative="1">
       <w:start w:val="1"/>
       <w:numFmt w:val="bullet"/>
       <w:lvlText w:val="○"/>
@@ -7762,7 +7864,7 @@
         <w:ind w:left="1440" w:hanging="360"/>
       </w:pPr>
     </w:lvl>
-    <w:lvl w:ilvl="2" w:tplc="CBEEF2F4" w:tentative="1">
+    <w:lvl w:ilvl="2" w:tplc="3F52BA74" w:tentative="1">
       <w:start w:val="1"/>
       <w:numFmt w:val="bullet"/>
       <w:lvlText w:val="■"/>
@@ -7771,7 +7873,7 @@
         <w:ind w:left="2160" w:hanging="360"/>
       </w:pPr>
     </w:lvl>
-    <w:lvl w:ilvl="3" w:tplc="0EE49B0E" w:tentative="1">
+    <w:lvl w:ilvl="3" w:tplc="80B2996C" w:tentative="1">
       <w:start w:val="1"/>
       <w:numFmt w:val="bullet"/>
       <w:lvlText w:val="●"/>
@@ -7780,7 +7882,7 @@
         <w:ind w:left="2880" w:hanging="360"/>
       </w:pPr>
     </w:lvl>
-    <w:lvl w:ilvl="4" w:tplc="D450A204" w:tentative="1">
+    <w:lvl w:ilvl="4" w:tplc="521C4B36" w:tentative="1">
       <w:start w:val="1"/>
       <w:numFmt w:val="bullet"/>
       <w:lvlText w:val="○"/>
@@ -7789,7 +7891,7 @@
         <w:ind w:left="3600" w:hanging="360"/>
       </w:pPr>
     </w:lvl>
-    <w:lvl w:ilvl="5" w:tplc="00E6F74C" w:tentative="1">
+    <w:lvl w:ilvl="5" w:tplc="CF6AAA62" w:tentative="1">
       <w:start w:val="1"/>
       <w:numFmt w:val="bullet"/>
       <w:lvlText w:val="■"/>
@@ -7798,7 +7900,7 @@
         <w:ind w:left="4320" w:hanging="360"/>
       </w:pPr>
     </w:lvl>
-    <w:lvl w:ilvl="6" w:tplc="D766E258" w:tentative="1">
+    <w:lvl w:ilvl="6" w:tplc="E3D4E232" w:tentative="1">
       <w:start w:val="1"/>
       <w:numFmt w:val="bullet"/>
       <w:lvlText w:val="●"/>
@@ -7807,7 +7909,7 @@
         <w:ind w:left="5040" w:hanging="360"/>
       </w:pPr>
     </w:lvl>
-    <w:lvl w:ilvl="7" w:tplc="03343BC8" w:tentative="1">
+    <w:lvl w:ilvl="7" w:tplc="5130FDE4" w:tentative="1">
       <w:start w:val="1"/>
       <w:numFmt w:val="bullet"/>
       <w:lvlText w:val="●"/>
@@ -7816,7 +7918,7 @@
         <w:ind w:left="5760" w:hanging="360"/>
       </w:pPr>
     </w:lvl>
-    <w:lvl w:ilvl="8" w:tplc="C252470C" w:tentative="1">
+    <w:lvl w:ilvl="8" w:tplc="DFC65BD8" w:tentative="1">
       <w:start w:val="1"/>
       <w:numFmt w:val="bullet"/>
       <w:lvlText w:val="●"/>
@@ -7826,11 +7928,11 @@
       </w:pPr>
     </w:lvl>
   </w:abstractNum>
-  <w:abstractNum w:abstractNumId="2" w15:restartNumberingAfterBreak="0">
-    <w:nsid w:val="279403AC"/>
+  <w:abstractNum w:abstractNumId="1" w15:restartNumberingAfterBreak="0">
+    <w:nsid w:val="5FB454F4"/>
     <w:multiLevelType w:val="hybridMultilevel"/>
-    <w:tmpl w:val="0F347D32"/>
-    <w:lvl w:ilvl="0" w:tplc="5FC449BC" w:tentative="1">
+    <w:tmpl w:val="D244F63E"/>
+    <w:lvl w:ilvl="0" w:tplc="54BC4144" w:tentative="1">
       <w:start w:val="1"/>
       <w:numFmt w:val="decimal"/>
       <w:lvlText w:val="%1."/>
@@ -7839,7 +7941,7 @@
         <w:ind w:left="540" w:hanging="300"/>
       </w:pPr>
     </w:lvl>
-    <w:lvl w:ilvl="1" w:tplc="43BE3900" w:tentative="1">
+    <w:lvl w:ilvl="1" w:tplc="4E5C72FE" w:tentative="1">
       <w:start w:val="1"/>
       <w:numFmt w:val="lowerLetter"/>
       <w:lvlText w:val="%2."/>
@@ -7848,7 +7950,7 @@
         <w:ind w:left="940" w:hanging="300"/>
       </w:pPr>
     </w:lvl>
-    <w:lvl w:ilvl="2" w:tplc="045222FE" w:tentative="1">
+    <w:lvl w:ilvl="2" w:tplc="F58826A4" w:tentative="1">
       <w:start w:val="1"/>
       <w:numFmt w:val="lowerRoman"/>
       <w:lvlText w:val="%3."/>
@@ -7857,39 +7959,101 @@
         <w:ind w:left="1340" w:hanging="300"/>
       </w:pPr>
     </w:lvl>
-    <w:lvl w:ilvl="3" w:tplc="E698D89A">
+    <w:lvl w:ilvl="3" w:tplc="D382B706">
       <w:numFmt w:val="decimal"/>
       <w:lvlText w:val=""/>
       <w:lvlJc w:val="left"/>
     </w:lvl>
-    <w:lvl w:ilvl="4" w:tplc="29180A0E">
+    <w:lvl w:ilvl="4" w:tplc="FBCEC55E">
       <w:numFmt w:val="decimal"/>
       <w:lvlText w:val=""/>
       <w:lvlJc w:val="left"/>
     </w:lvl>
-    <w:lvl w:ilvl="5" w:tplc="07D264EA">
+    <w:lvl w:ilvl="5" w:tplc="55A6549C">
       <w:numFmt w:val="decimal"/>
       <w:lvlText w:val=""/>
       <w:lvlJc w:val="left"/>
     </w:lvl>
-    <w:lvl w:ilvl="6" w:tplc="EBAEF75C">
+    <w:lvl w:ilvl="6" w:tplc="77020D86">
       <w:numFmt w:val="decimal"/>
       <w:lvlText w:val=""/>
       <w:lvlJc w:val="left"/>
     </w:lvl>
-    <w:lvl w:ilvl="7" w:tplc="08C4B57C">
+    <w:lvl w:ilvl="7" w:tplc="27CABD76">
       <w:numFmt w:val="decimal"/>
       <w:lvlText w:val=""/>
       <w:lvlJc w:val="left"/>
     </w:lvl>
-    <w:lvl w:ilvl="8" w:tplc="FFB0C95C">
+    <w:lvl w:ilvl="8" w:tplc="FFC6D3B2">
+      <w:numFmt w:val="decimal"/>
+      <w:lvlText w:val=""/>
+      <w:lvlJc w:val="left"/>
+    </w:lvl>
+  </w:abstractNum>
+  <w:abstractNum w:abstractNumId="2" w15:restartNumberingAfterBreak="0">
+    <w:nsid w:val="773333D9"/>
+    <w:multiLevelType w:val="hybridMultilevel"/>
+    <w:tmpl w:val="70862BD0"/>
+    <w:lvl w:ilvl="0" w:tplc="51BAAE38" w:tentative="1">
+      <w:start w:val="1"/>
+      <w:numFmt w:val="bullet"/>
+      <w:lvlText w:val="•"/>
+      <w:lvlJc w:val="left"/>
+      <w:pPr>
+        <w:ind w:left="540" w:hanging="300"/>
+      </w:pPr>
+    </w:lvl>
+    <w:lvl w:ilvl="1" w:tplc="19C601CE" w:tentative="1">
+      <w:start w:val="1"/>
+      <w:numFmt w:val="bullet"/>
+      <w:lvlText w:val="–"/>
+      <w:lvlJc w:val="left"/>
+      <w:pPr>
+        <w:ind w:left="940" w:hanging="300"/>
+      </w:pPr>
+    </w:lvl>
+    <w:lvl w:ilvl="2" w:tplc="7FA08F3E" w:tentative="1">
+      <w:start w:val="1"/>
+      <w:numFmt w:val="bullet"/>
+      <w:lvlText w:val="◦"/>
+      <w:lvlJc w:val="left"/>
+      <w:pPr>
+        <w:ind w:left="1340" w:hanging="300"/>
+      </w:pPr>
+    </w:lvl>
+    <w:lvl w:ilvl="3" w:tplc="C5A014FE">
+      <w:numFmt w:val="decimal"/>
+      <w:lvlText w:val=""/>
+      <w:lvlJc w:val="left"/>
+    </w:lvl>
+    <w:lvl w:ilvl="4" w:tplc="DB6E9AA2">
+      <w:numFmt w:val="decimal"/>
+      <w:lvlText w:val=""/>
+      <w:lvlJc w:val="left"/>
+    </w:lvl>
+    <w:lvl w:ilvl="5" w:tplc="E3AAA960">
+      <w:numFmt w:val="decimal"/>
+      <w:lvlText w:val=""/>
+      <w:lvlJc w:val="left"/>
+    </w:lvl>
+    <w:lvl w:ilvl="6" w:tplc="3A068736">
+      <w:numFmt w:val="decimal"/>
+      <w:lvlText w:val=""/>
+      <w:lvlJc w:val="left"/>
+    </w:lvl>
+    <w:lvl w:ilvl="7" w:tplc="AE0C76E0">
+      <w:numFmt w:val="decimal"/>
+      <w:lvlText w:val=""/>
+      <w:lvlJc w:val="left"/>
+    </w:lvl>
+    <w:lvl w:ilvl="8" w:tplc="FCC49806">
       <w:numFmt w:val="decimal"/>
       <w:lvlText w:val=""/>
       <w:lvlJc w:val="left"/>
     </w:lvl>
   </w:abstractNum>
   <w:num w:numId="1">
-    <w:abstractNumId w:val="1"/>
+    <w:abstractNumId w:val="0"/>
     <w:lvlOverride w:ilvl="0">
       <w:startOverride w:val="1"/>
     </w:lvlOverride>
@@ -8518,7 +8682,7 @@
     <w:autoRedefine/>
     <w:uiPriority w:val="39"/>
     <w:unhideWhenUsed/>
-    <w:rsid w:val="00C81725"/>
+    <w:rsid w:val="00B5659A"/>
     <w:pPr>
       <w:spacing w:after="100"/>
     </w:pPr>

--- a/documentation/02 Configuration and Production/Production Go-Live Checklist.docx
+++ b/documentation/02 Configuration and Production/Production Go-Live Checklist.docx
@@ -289,7 +289,7 @@
                 <w:sz w:val="20"/>
                 <w:szCs w:val="20"/>
               </w:rPr>
-              <w:t>24 October 2026</w:t>
+              <w:t>25 October 2026</w:t>
             </w:r>
           </w:p>
         </w:tc>
@@ -1739,6 +1739,74 @@
           </w:p>
         </w:tc>
       </w:tr>
+      <w:tr>
+        <w:tblPrEx>
+          <w:tblCellMar>
+            <w:top w:w="0" w:type="dxa"/>
+            <w:bottom w:w="0" w:type="dxa"/>
+          </w:tblCellMar>
+        </w:tblPrEx>
+        <w:tc>
+          <w:tcPr>
+            <w:tcW w:w="1300" w:type="dxa"/>
+            <w:tcMar>
+              <w:top w:w="50" w:type="dxa"/>
+              <w:left w:w="90" w:type="dxa"/>
+              <w:bottom w:w="50" w:type="dxa"/>
+              <w:right w:w="90" w:type="dxa"/>
+            </w:tcMar>
+          </w:tcPr>
+          <w:p>
+            <w:r>
+              <w:rPr>
+                <w:sz w:val="19"/>
+                <w:szCs w:val="19"/>
+              </w:rPr>
+              <w:t>1.1</w:t>
+            </w:r>
+          </w:p>
+        </w:tc>
+        <w:tc>
+          <w:tcPr>
+            <w:tcW w:w="1900" w:type="dxa"/>
+            <w:tcMar>
+              <w:top w:w="50" w:type="dxa"/>
+              <w:left w:w="90" w:type="dxa"/>
+              <w:bottom w:w="50" w:type="dxa"/>
+              <w:right w:w="90" w:type="dxa"/>
+            </w:tcMar>
+          </w:tcPr>
+          <w:p>
+            <w:r>
+              <w:rPr>
+                <w:sz w:val="19"/>
+                <w:szCs w:val="19"/>
+              </w:rPr>
+              <w:t>25 October 2026</w:t>
+            </w:r>
+          </w:p>
+        </w:tc>
+        <w:tc>
+          <w:tcPr>
+            <w:tcW w:w="6438" w:type="dxa"/>
+            <w:tcMar>
+              <w:top w:w="50" w:type="dxa"/>
+              <w:left w:w="90" w:type="dxa"/>
+              <w:bottom w:w="50" w:type="dxa"/>
+              <w:right w:w="90" w:type="dxa"/>
+            </w:tcMar>
+          </w:tcPr>
+          <w:p>
+            <w:r>
+              <w:rPr>
+                <w:sz w:val="19"/>
+                <w:szCs w:val="19"/>
+              </w:rPr>
+              <w:t>Hosting done: the system is live on HostAfrica.</w:t>
+            </w:r>
+          </w:p>
+        </w:tc>
+      </w:tr>
     </w:tbl>
     <w:p>
       <w:pPr>
@@ -1750,15 +1818,7 @@
           <w:sz w:val="20"/>
           <w:szCs w:val="20"/>
         </w:rPr>
-        <w:t>Keep this document up to date: when a feature, setting or server changes, edi</w:t>
-      </w:r>
-      <w:r>
-        <w:rPr>
-          <w:color w:val="5F6B66"/>
-          <w:sz w:val="20"/>
-          <w:szCs w:val="20"/>
-        </w:rPr>
-        <w:t>t the matching section here and add a line to the table above.</w:t>
+        <w:t>Keep this document up to date: when a feature, setting or server changes, edit the matching section here and add a line to the table above.</w:t>
       </w:r>
     </w:p>
     <w:p>
@@ -1779,7 +1839,7 @@
     <w:sdt>
       <w:sdtPr>
         <w:alias w:val="Contents"/>
-        <w:id w:val="734675223"/>
+        <w:id w:val="554899256"/>
       </w:sdtPr>
       <w:sdtEndPr/>
       <w:sdtContent>
@@ -1806,7 +1866,7 @@
           <w:r>
             <w:fldChar w:fldCharType="separate"/>
           </w:r>
-          <w:hyperlink w:anchor="_Toc243726464" w:history="1">
+          <w:hyperlink w:anchor="_Toc243815988" w:history="1">
             <w:r>
               <w:rPr>
                 <w:rStyle w:val="Hyperlink"/>
@@ -1830,7 +1890,7 @@
               <w:rPr>
                 <w:noProof/>
               </w:rPr>
-              <w:instrText xml:space="preserve"> PAGEREF _Toc243726464 \h </w:instrText>
+              <w:instrText xml:space="preserve"> PAGEREF _Toc243815988 \h </w:instrText>
             </w:r>
             <w:r>
               <w:rPr>
@@ -1847,7 +1907,7 @@
               <w:rPr>
                 <w:noProof/>
               </w:rPr>
-              <w:t>3</w:t>
+              <w:t>4</w:t>
             </w:r>
             <w:r>
               <w:rPr>
@@ -1871,7 +1931,7 @@
               <w:szCs w:val="22"/>
             </w:rPr>
           </w:pPr>
-          <w:hyperlink w:anchor="_Toc243726465" w:history="1">
+          <w:hyperlink w:anchor="_Toc243815989" w:history="1">
             <w:r>
               <w:rPr>
                 <w:rStyle w:val="Hyperlink"/>
@@ -1895,7 +1955,7 @@
               <w:rPr>
                 <w:noProof/>
               </w:rPr>
-              <w:instrText xml:space="preserve"> PAGEREF _Toc243726465 \h </w:instrText>
+              <w:instrText xml:space="preserve"> PAGEREF _Toc243815989 \h </w:instrText>
             </w:r>
             <w:r>
               <w:rPr>
@@ -1912,7 +1972,7 @@
               <w:rPr>
                 <w:noProof/>
               </w:rPr>
-              <w:t>4</w:t>
+              <w:t>5</w:t>
             </w:r>
             <w:r>
               <w:rPr>
@@ -1936,7 +1996,7 @@
               <w:szCs w:val="22"/>
             </w:rPr>
           </w:pPr>
-          <w:hyperlink w:anchor="_Toc243726466" w:history="1">
+          <w:hyperlink w:anchor="_Toc243815990" w:history="1">
             <w:r>
               <w:rPr>
                 <w:rStyle w:val="Hyperlink"/>
@@ -1960,7 +2020,7 @@
               <w:rPr>
                 <w:noProof/>
               </w:rPr>
-              <w:instrText xml:space="preserve"> PAGEREF _Toc243726466 \h </w:instrText>
+              <w:instrText xml:space="preserve"> PAGEREF _Toc243815990 \h </w:instrText>
             </w:r>
             <w:r>
               <w:rPr>
@@ -1977,7 +2037,7 @@
               <w:rPr>
                 <w:noProof/>
               </w:rPr>
-              <w:t>6</w:t>
+              <w:t>7</w:t>
             </w:r>
             <w:r>
               <w:rPr>
@@ -2001,7 +2061,7 @@
               <w:szCs w:val="22"/>
             </w:rPr>
           </w:pPr>
-          <w:hyperlink w:anchor="_Toc243726467" w:history="1">
+          <w:hyperlink w:anchor="_Toc243815991" w:history="1">
             <w:r>
               <w:rPr>
                 <w:rStyle w:val="Hyperlink"/>
@@ -2025,7 +2085,7 @@
               <w:rPr>
                 <w:noProof/>
               </w:rPr>
-              <w:instrText xml:space="preserve"> PAGEREF _Toc243726467 \h </w:instrText>
+              <w:instrText xml:space="preserve"> PAGEREF _Toc243815991 \h </w:instrText>
             </w:r>
             <w:r>
               <w:rPr>
@@ -2042,7 +2102,7 @@
               <w:rPr>
                 <w:noProof/>
               </w:rPr>
-              <w:t>7</w:t>
+              <w:t>8</w:t>
             </w:r>
             <w:r>
               <w:rPr>
@@ -2066,7 +2126,7 @@
               <w:szCs w:val="22"/>
             </w:rPr>
           </w:pPr>
-          <w:hyperlink w:anchor="_Toc243726468" w:history="1">
+          <w:hyperlink w:anchor="_Toc243815992" w:history="1">
             <w:r>
               <w:rPr>
                 <w:rStyle w:val="Hyperlink"/>
@@ -2090,7 +2150,7 @@
               <w:rPr>
                 <w:noProof/>
               </w:rPr>
-              <w:instrText xml:space="preserve"> PAGEREF _Toc243726468 \h </w:instrText>
+              <w:instrText xml:space="preserve"> PAGEREF _Toc243815992 \h </w:instrText>
             </w:r>
             <w:r>
               <w:rPr>
@@ -2107,7 +2167,7 @@
               <w:rPr>
                 <w:noProof/>
               </w:rPr>
-              <w:t>8</w:t>
+              <w:t>9</w:t>
             </w:r>
             <w:r>
               <w:rPr>
@@ -2131,7 +2191,7 @@
               <w:szCs w:val="22"/>
             </w:rPr>
           </w:pPr>
-          <w:hyperlink w:anchor="_Toc243726469" w:history="1">
+          <w:hyperlink w:anchor="_Toc243815993" w:history="1">
             <w:r>
               <w:rPr>
                 <w:rStyle w:val="Hyperlink"/>
@@ -2155,7 +2215,7 @@
               <w:rPr>
                 <w:noProof/>
               </w:rPr>
-              <w:instrText xml:space="preserve"> PAGEREF _Toc243726469 \h </w:instrText>
+              <w:instrText xml:space="preserve"> PAGEREF _Toc243815993 \h </w:instrText>
             </w:r>
             <w:r>
               <w:rPr>
@@ -2172,7 +2232,7 @@
               <w:rPr>
                 <w:noProof/>
               </w:rPr>
-              <w:t>10</w:t>
+              <w:t>11</w:t>
             </w:r>
             <w:r>
               <w:rPr>
@@ -2196,7 +2256,7 @@
               <w:szCs w:val="22"/>
             </w:rPr>
           </w:pPr>
-          <w:hyperlink w:anchor="_Toc243726470" w:history="1">
+          <w:hyperlink w:anchor="_Toc243815994" w:history="1">
             <w:r>
               <w:rPr>
                 <w:rStyle w:val="Hyperlink"/>
@@ -2220,7 +2280,7 @@
               <w:rPr>
                 <w:noProof/>
               </w:rPr>
-              <w:instrText xml:space="preserve"> PAGEREF _Toc243726470 \h </w:instrText>
+              <w:instrText xml:space="preserve"> PAGEREF _Toc243815994 \h </w:instrText>
             </w:r>
             <w:r>
               <w:rPr>
@@ -2237,7 +2297,7 @@
               <w:rPr>
                 <w:noProof/>
               </w:rPr>
-              <w:t>11</w:t>
+              <w:t>12</w:t>
             </w:r>
             <w:r>
               <w:rPr>
@@ -2256,6 +2316,7 @@
     </w:sdt>
     <w:p>
       <w:r>
+        <w:lastRenderedPageBreak/>
         <w:br w:type="page"/>
       </w:r>
     </w:p>
@@ -2263,7 +2324,7 @@
       <w:pPr>
         <w:pStyle w:val="Heading1"/>
       </w:pPr>
-      <w:bookmarkStart w:id="1" w:name="_Toc243726464"/>
+      <w:bookmarkStart w:id="1" w:name="_Toc243815988"/>
       <w:r>
         <w:lastRenderedPageBreak/>
         <w:t>1  How to use this checklist</w:t>
@@ -2290,7 +2351,7 @@
       <w:pPr>
         <w:pStyle w:val="Heading1"/>
       </w:pPr>
-      <w:bookmarkStart w:id="2" w:name="_Toc243726465"/>
+      <w:bookmarkStart w:id="2" w:name="_Toc243815989"/>
       <w:r>
         <w:lastRenderedPageBreak/>
         <w:t>2  Priority 1 - Security</w:t>
@@ -2490,21 +2551,14 @@
                 <w:sz w:val="19"/>
                 <w:szCs w:val="19"/>
               </w:rPr>
-              <w:t>Done 3 October 2026. Every request through the mobi</w:t>
-            </w:r>
-            <w:r>
-              <w:rPr>
-                <w:sz w:val="19"/>
-                <w:szCs w:val="19"/>
-              </w:rPr>
-              <w:t>le server (the only staff path reachable from the internet) must carry a token issued to an approved phone, and the backend takes the acting user from that token, including for the admin check on Send Money. Files: backend security/MobileDeviceFilter.java,</w:t>
-            </w:r>
-            <w:r>
-              <w:rPr>
-                <w:sz w:val="19"/>
-                <w:szCs w:val="19"/>
-              </w:rPr>
-              <w:t xml:space="preserve"> service/DeviceService.java.</w:t>
+              <w:t>Done 3 October 2026. Every request through the mobile server (the only staff path reachable from the internet) must carry a token issued to an approved phone, and the backend takes the acting user from that token, including for the admin check on Send Mone</w:t>
+            </w:r>
+            <w:r>
+              <w:rPr>
+                <w:sz w:val="19"/>
+                <w:szCs w:val="19"/>
+              </w:rPr>
+              <w:t>y. Files: backend security/MobileDeviceFilter.java, service/DeviceService.java.</w:t>
             </w:r>
           </w:p>
         </w:tc>
@@ -2589,14 +2643,21 @@
                 <w:sz w:val="19"/>
                 <w:szCs w:val="19"/>
               </w:rPr>
-              <w:t xml:space="preserve">Done 5 October 2026. Every request through the admin server must carry a token issued to an approved computer of an Admin or SuperAdmin, and the backend takes the acting user from it (Send Money included). Desktop sign-ins last 12 hours; 5 wrong passwords </w:t>
-            </w:r>
-            <w:r>
-              <w:rPr>
-                <w:sz w:val="19"/>
-                <w:szCs w:val="19"/>
-              </w:rPr>
-              <w:t>mean a 15-minute wait. Files: backend security/DesktopClientFilter.java, service/ComputerService.java; admin server app/core/backend_client.py, app/core/sign_in_limit.py.</w:t>
+              <w:t xml:space="preserve">Done 5 October 2026. Every request through the admin server must carry a token issued to an approved computer of an Admin or SuperAdmin, </w:t>
+            </w:r>
+            <w:r>
+              <w:rPr>
+                <w:sz w:val="19"/>
+                <w:szCs w:val="19"/>
+              </w:rPr>
+              <w:t>and the backend takes the acting user from it (Send Money included). Desktop sign-ins last 12 hours; 5 wrong passwords mean a 15-minute wait. Files: backend security/DesktopClientFilter.java, service/ComputerService.java; admin server app/core/backend_clie</w:t>
+            </w:r>
+            <w:r>
+              <w:rPr>
+                <w:sz w:val="19"/>
+                <w:szCs w:val="19"/>
+              </w:rPr>
+              <w:t>nt.py, app/core/sign_in_limit.py.</w:t>
             </w:r>
           </w:p>
         </w:tc>
@@ -3101,7 +3162,7 @@
                 <w:sz w:val="19"/>
                 <w:szCs w:val="19"/>
               </w:rPr>
-              <w:t>Rotate every development credential</w:t>
+              <w:t>Hosting</w:t>
             </w:r>
           </w:p>
         </w:tc>
@@ -3125,7 +3186,7 @@
                 <w:sz w:val="19"/>
                 <w:szCs w:val="19"/>
               </w:rPr>
-              <w:t>Database password, Groq and Anthropic keys and any other credential that was written in notes or shared in chat sessions during development must be replaced.</w:t>
+              <w:t>Done 25 October 2026: live on the HostAfrica Kenya VPS C2 at https://dateroemwoods.co.ke with HTTPS, a firewall, sign-in by key only and nightly backups (DWS-CFG-03).</w:t>
             </w:r>
           </w:p>
         </w:tc>
@@ -3184,7 +3245,7 @@
                 <w:sz w:val="19"/>
                 <w:szCs w:val="19"/>
               </w:rPr>
-              <w:t>Remove plain-text secret files</w:t>
+              <w:t>Rotate every development credential</w:t>
             </w:r>
           </w:p>
         </w:tc>
@@ -3207,7 +3268,7 @@
                 <w:sz w:val="19"/>
                 <w:szCs w:val="19"/>
               </w:rPr>
-              <w:t>Delete or move backend/keys_paths.tex and fathersProject/other details.text out of the project; keep secrets in one protected file (DWS-CFG-01).</w:t>
+              <w:t>Database password, Groq and Anthropic keys and any other credential that was written in notes or shared in chat sessions during development must be replaced.</w:t>
             </w:r>
           </w:p>
         </w:tc>
@@ -3268,7 +3329,7 @@
                 <w:sz w:val="19"/>
                 <w:szCs w:val="19"/>
               </w:rPr>
-              <w:t>Disable test accounts</w:t>
+              <w:t>Remove plain-text secret files</w:t>
             </w:r>
           </w:p>
         </w:tc>
@@ -3292,7 +3353,7 @@
                 <w:sz w:val="19"/>
                 <w:szCs w:val="19"/>
               </w:rPr>
-              <w:t>Remove or give strong passwords to the simple test logins created during development; review every account in the desktop Users section.</w:t>
+              <w:t>Delete or move backend/keys_paths.tex and fathersProject/other details.text out of the project; keep secrets in one protected file (DWS-CFG-01).</w:t>
             </w:r>
           </w:p>
         </w:tc>
@@ -3326,7 +3387,6 @@
                 <w:sz w:val="19"/>
                 <w:szCs w:val="19"/>
               </w:rPr>
-              <w:lastRenderedPageBreak/>
               <w:t>☐</w:t>
             </w:r>
           </w:p>
@@ -3352,7 +3412,7 @@
                 <w:sz w:val="19"/>
                 <w:szCs w:val="19"/>
               </w:rPr>
-              <w:t>Lock down ports</w:t>
+              <w:t>Disable test accounts</w:t>
             </w:r>
           </w:p>
         </w:tc>
@@ -3375,14 +3435,7 @@
                 <w:sz w:val="19"/>
                 <w:szCs w:val="19"/>
               </w:rPr>
-              <w:t>On the hosted server, setup-server.sh lets in only SSH, HTTP and HTTPS and every server listens only inside the machine (prepared 8 October 2026). On the company computer: only the public router should be reachable from outside. Firewall 3309, 8000-8002, 8</w:t>
-            </w:r>
-            <w:r>
-              <w:rPr>
-                <w:sz w:val="19"/>
-                <w:szCs w:val="19"/>
-              </w:rPr>
-              <w:t>080, 5173 and 4173 from other machines; set MySQL to listen locally if Windows tools do not need it.</w:t>
+              <w:t>Remove or give strong passwords to the simple test logins created during development; review every account in the desktop Users section.</w:t>
             </w:r>
           </w:p>
         </w:tc>
@@ -3417,6 +3470,7 @@
                 <w:sz w:val="19"/>
                 <w:szCs w:val="19"/>
               </w:rPr>
+              <w:lastRenderedPageBreak/>
               <w:t>☐</w:t>
             </w:r>
           </w:p>
@@ -3443,7 +3497,7 @@
                 <w:sz w:val="19"/>
                 <w:szCs w:val="19"/>
               </w:rPr>
-              <w:t>Least-privilege database account</w:t>
+              <w:t>Lock down ports</w:t>
             </w:r>
           </w:p>
         </w:tc>
@@ -3467,7 +3521,14 @@
                 <w:sz w:val="19"/>
                 <w:szCs w:val="19"/>
               </w:rPr>
-              <w:t>Run the backend with an account that cannot drop or alter tables; keep a separate account for migrations.</w:t>
+              <w:t>On the hosted server, setup-server.sh lets in only SSH, HTTP and HTTPS and every server listens only inside the machine (prepared 8 October 2026). On the company computer: only the public router should be reachable from outside. Firewall 3309, 8000-8002, 8</w:t>
+            </w:r>
+            <w:r>
+              <w:rPr>
+                <w:sz w:val="19"/>
+                <w:szCs w:val="19"/>
+              </w:rPr>
+              <w:t>080, 5173 and 4173 from other machines; set MySQL to listen locally if Windows tools do not need it.</w:t>
             </w:r>
           </w:p>
         </w:tc>
@@ -3501,7 +3562,7 @@
                 <w:sz w:val="19"/>
                 <w:szCs w:val="19"/>
               </w:rPr>
-              <w:t>☑</w:t>
+              <w:t>☐</w:t>
             </w:r>
           </w:p>
         </w:tc>
@@ -3526,7 +3587,7 @@
                 <w:sz w:val="19"/>
                 <w:szCs w:val="19"/>
               </w:rPr>
-              <w:t>Protect the payment callbacks</w:t>
+              <w:t>Least-privilege database account</w:t>
             </w:r>
           </w:p>
         </w:tc>
@@ -3549,14 +3610,7 @@
                 <w:sz w:val="19"/>
                 <w:szCs w:val="19"/>
               </w:rPr>
-              <w:t>Done 9 October 2026: the backend confirms every STK result with Safaricom's status query before acting, and the hosted router (deploy/Caddyfile) accepts the callback paths only from Safaricom's addresses - confirm that list wi</w:t>
-            </w:r>
-            <w:r>
-              <w:rPr>
-                <w:sz w:val="19"/>
-                <w:szCs w:val="19"/>
-              </w:rPr>
-              <w:t>th Safaricom before going live.</w:t>
+              <w:t>Run the backend with an account that cannot drop or alter tables; keep a separate account for migrations.</w:t>
             </w:r>
           </w:p>
         </w:tc>
@@ -3591,7 +3645,7 @@
                 <w:sz w:val="19"/>
                 <w:szCs w:val="19"/>
               </w:rPr>
-              <w:t>☐</w:t>
+              <w:t>☑</w:t>
             </w:r>
           </w:p>
         </w:tc>
@@ -3617,7 +3671,7 @@
                 <w:sz w:val="19"/>
                 <w:szCs w:val="19"/>
               </w:rPr>
-              <w:t>Quiet the mobile app logs</w:t>
+              <w:t>Protect the payment callbacks</w:t>
             </w:r>
           </w:p>
         </w:tc>
@@ -3641,7 +3695,14 @@
                 <w:sz w:val="19"/>
                 <w:szCs w:val="19"/>
               </w:rPr>
-              <w:t>Lower OkHttp logging from BODY to BASIC or NONE in RetrofitClient.kt.</w:t>
+              <w:t>Done 9 October 2026: the backend confirms every STK result with Safaricom's status query before acting, and the hosted router (deploy/Caddyfile) accepts the callback paths only from Safaricom's addresses - confirm that list wi</w:t>
+            </w:r>
+            <w:r>
+              <w:rPr>
+                <w:sz w:val="19"/>
+                <w:szCs w:val="19"/>
+              </w:rPr>
+              <w:t>th Safaricom before going live.</w:t>
             </w:r>
           </w:p>
         </w:tc>
@@ -3700,6 +3761,90 @@
                 <w:sz w:val="19"/>
                 <w:szCs w:val="19"/>
               </w:rPr>
+              <w:t>Quiet the mobile app logs</w:t>
+            </w:r>
+          </w:p>
+        </w:tc>
+        <w:tc>
+          <w:tcPr>
+            <w:tcW w:w="5685" w:type="dxa"/>
+            <w:tcMar>
+              <w:top w:w="50" w:type="dxa"/>
+              <w:left w:w="90" w:type="dxa"/>
+              <w:bottom w:w="50" w:type="dxa"/>
+              <w:right w:w="90" w:type="dxa"/>
+            </w:tcMar>
+          </w:tcPr>
+          <w:p>
+            <w:pPr>
+              <w:spacing w:after="20" w:line="252" w:lineRule="auto"/>
+            </w:pPr>
+            <w:r>
+              <w:rPr>
+                <w:sz w:val="19"/>
+                <w:szCs w:val="19"/>
+              </w:rPr>
+              <w:t>Lower OkHttp logging from BODY to BASIC or NONE in RetrofitClient.kt.</w:t>
+            </w:r>
+          </w:p>
+        </w:tc>
+      </w:tr>
+      <w:tr>
+        <w:tblPrEx>
+          <w:tblCellMar>
+            <w:top w:w="0" w:type="dxa"/>
+            <w:bottom w:w="0" w:type="dxa"/>
+          </w:tblCellMar>
+        </w:tblPrEx>
+        <w:trPr>
+          <w:cantSplit/>
+        </w:trPr>
+        <w:tc>
+          <w:tcPr>
+            <w:tcW w:w="741" w:type="dxa"/>
+            <w:shd w:val="clear" w:color="auto" w:fill="F4F5F3"/>
+            <w:tcMar>
+              <w:top w:w="50" w:type="dxa"/>
+              <w:left w:w="90" w:type="dxa"/>
+              <w:bottom w:w="50" w:type="dxa"/>
+              <w:right w:w="90" w:type="dxa"/>
+            </w:tcMar>
+          </w:tcPr>
+          <w:p>
+            <w:pPr>
+              <w:spacing w:after="20" w:line="252" w:lineRule="auto"/>
+            </w:pPr>
+            <w:r>
+              <w:rPr>
+                <w:sz w:val="19"/>
+                <w:szCs w:val="19"/>
+              </w:rPr>
+              <w:t>☐</w:t>
+            </w:r>
+          </w:p>
+        </w:tc>
+        <w:tc>
+          <w:tcPr>
+            <w:tcW w:w="3212" w:type="dxa"/>
+            <w:shd w:val="clear" w:color="auto" w:fill="F4F5F3"/>
+            <w:tcMar>
+              <w:top w:w="50" w:type="dxa"/>
+              <w:left w:w="90" w:type="dxa"/>
+              <w:bottom w:w="50" w:type="dxa"/>
+              <w:right w:w="90" w:type="dxa"/>
+            </w:tcMar>
+          </w:tcPr>
+          <w:p>
+            <w:pPr>
+              <w:spacing w:after="20" w:line="252" w:lineRule="auto"/>
+            </w:pPr>
+            <w:r>
+              <w:rPr>
+                <w:b/>
+                <w:bCs/>
+                <w:sz w:val="19"/>
+                <w:szCs w:val="19"/>
+              </w:rPr>
               <w:t>Independent security test</w:t>
             </w:r>
           </w:p>
@@ -3707,6 +3852,7 @@
         <w:tc>
           <w:tcPr>
             <w:tcW w:w="5685" w:type="dxa"/>
+            <w:shd w:val="clear" w:color="auto" w:fill="F4F5F3"/>
             <w:tcMar>
               <w:top w:w="50" w:type="dxa"/>
               <w:left w:w="90" w:type="dxa"/>
@@ -3757,7 +3903,7 @@
       <w:pPr>
         <w:pStyle w:val="Heading1"/>
       </w:pPr>
-      <w:bookmarkStart w:id="3" w:name="_Toc243726466"/>
+      <w:bookmarkStart w:id="3" w:name="_Toc243815990"/>
       <w:r>
         <w:lastRenderedPageBreak/>
         <w:t>3  Priority 1 - M-Pesa live</w:t>
@@ -4577,7 +4723,7 @@
       <w:pPr>
         <w:pStyle w:val="Heading1"/>
       </w:pPr>
-      <w:bookmarkStart w:id="4" w:name="_Toc243726467"/>
+      <w:bookmarkStart w:id="4" w:name="_Toc243815991"/>
       <w:r>
         <w:lastRenderedPageBreak/>
         <w:t>4  Priority 2 - Hosting and reliability</w:t>
@@ -5493,7 +5639,7 @@
       <w:pPr>
         <w:pStyle w:val="Heading1"/>
       </w:pPr>
-      <w:bookmarkStart w:id="5" w:name="_Toc243726468"/>
+      <w:bookmarkStart w:id="5" w:name="_Toc243815992"/>
       <w:r>
         <w:lastRenderedPageBreak/>
         <w:t>5  Priority 2 - Applications</w:t>
@@ -6676,7 +6822,7 @@
       <w:pPr>
         <w:pStyle w:val="Heading1"/>
       </w:pPr>
-      <w:bookmarkStart w:id="6" w:name="_Toc243726469"/>
+      <w:bookmarkStart w:id="6" w:name="_Toc243815993"/>
       <w:r>
         <w:lastRenderedPageBreak/>
         <w:t>6  Priority 2 - Data</w:t>
@@ -7155,7 +7301,7 @@
       <w:pPr>
         <w:pStyle w:val="Heading1"/>
       </w:pPr>
-      <w:bookmarkStart w:id="7" w:name="_Toc243726470"/>
+      <w:bookmarkStart w:id="7" w:name="_Toc243815994"/>
       <w:r>
         <w:lastRenderedPageBreak/>
         <w:t>7  Priority 3 - Compliance and handover</w:t>
@@ -7710,7 +7856,7 @@
         <w:sz w:val="16"/>
         <w:szCs w:val="16"/>
       </w:rPr>
-      <w:t>11</w:t>
+      <w:t>12</w:t>
     </w:r>
     <w:r>
       <w:rPr>
@@ -7759,7 +7905,7 @@
         <w:sz w:val="16"/>
         <w:szCs w:val="16"/>
       </w:rPr>
-      <w:t>11</w:t>
+      <w:t>12</w:t>
     </w:r>
     <w:r>
       <w:rPr>
@@ -7843,10 +7989,134 @@
 <file path=word/numbering.xml><?xml version="1.0" encoding="utf-8"?>
 <w:numbering xmlns:wpc="http://schemas.microsoft.com/office/word/2010/wordprocessingCanvas" xmlns:cx="http://schemas.microsoft.com/office/drawing/2014/chartex" xmlns:cx1="http://schemas.microsoft.com/office/drawing/2015/9/8/chartex" xmlns:mc="http://schemas.openxmlformats.org/markup-compatibility/2006" xmlns:o="urn:schemas-microsoft-com:office:office" xmlns:r="http://schemas.openxmlformats.org/officeDocument/2006/relationships" xmlns:m="http://schemas.openxmlformats.org/officeDocument/2006/math" xmlns:v="urn:schemas-microsoft-com:vml" xmlns:wp14="http://schemas.microsoft.com/office/word/2010/wordprocessingDrawing" xmlns:wp="http://schemas.openxmlformats.org/drawingml/2006/wordprocessingDrawing" xmlns:w10="urn:schemas-microsoft-com:office:word" xmlns:w="http://schemas.openxmlformats.org/wordprocessingml/2006/main" xmlns:w14="http://schemas.microsoft.com/office/word/2010/wordml" xmlns:w15="http://schemas.microsoft.com/office/word/2012/wordml" xmlns:w16se="http://schemas.microsoft.com/office/word/2015/wordml/symex" xmlns:wpg="http://schemas.microsoft.com/office/word/2010/wordprocessingGroup" xmlns:wpi="http://schemas.microsoft.com/office/word/2010/wordprocessingInk" xmlns:wne="http://schemas.microsoft.com/office/word/2006/wordml" xmlns:wps="http://schemas.microsoft.com/office/word/2010/wordprocessingShape" mc:Ignorable="w14 w15 w16se wp14">
   <w:abstractNum w:abstractNumId="0" w15:restartNumberingAfterBreak="0">
-    <w:nsid w:val="16B723C1"/>
+    <w:nsid w:val="325D5BDE"/>
     <w:multiLevelType w:val="hybridMultilevel"/>
-    <w:tmpl w:val="DA7427CE"/>
-    <w:lvl w:ilvl="0" w:tplc="93AC9A04" w:tentative="1">
+    <w:tmpl w:val="2D0C98E6"/>
+    <w:lvl w:ilvl="0" w:tplc="2F30A910" w:tentative="1">
+      <w:start w:val="1"/>
+      <w:numFmt w:val="decimal"/>
+      <w:lvlText w:val="%1."/>
+      <w:lvlJc w:val="left"/>
+      <w:pPr>
+        <w:ind w:left="540" w:hanging="300"/>
+      </w:pPr>
+    </w:lvl>
+    <w:lvl w:ilvl="1" w:tplc="73DA0FE0" w:tentative="1">
+      <w:start w:val="1"/>
+      <w:numFmt w:val="lowerLetter"/>
+      <w:lvlText w:val="%2."/>
+      <w:lvlJc w:val="left"/>
+      <w:pPr>
+        <w:ind w:left="940" w:hanging="300"/>
+      </w:pPr>
+    </w:lvl>
+    <w:lvl w:ilvl="2" w:tplc="49080DCE" w:tentative="1">
+      <w:start w:val="1"/>
+      <w:numFmt w:val="lowerRoman"/>
+      <w:lvlText w:val="%3."/>
+      <w:lvlJc w:val="left"/>
+      <w:pPr>
+        <w:ind w:left="1340" w:hanging="300"/>
+      </w:pPr>
+    </w:lvl>
+    <w:lvl w:ilvl="3" w:tplc="108C229A">
+      <w:numFmt w:val="decimal"/>
+      <w:lvlText w:val=""/>
+      <w:lvlJc w:val="left"/>
+    </w:lvl>
+    <w:lvl w:ilvl="4" w:tplc="B8C2648E">
+      <w:numFmt w:val="decimal"/>
+      <w:lvlText w:val=""/>
+      <w:lvlJc w:val="left"/>
+    </w:lvl>
+    <w:lvl w:ilvl="5" w:tplc="F5BE2662">
+      <w:numFmt w:val="decimal"/>
+      <w:lvlText w:val=""/>
+      <w:lvlJc w:val="left"/>
+    </w:lvl>
+    <w:lvl w:ilvl="6" w:tplc="C5AA9C5A">
+      <w:numFmt w:val="decimal"/>
+      <w:lvlText w:val=""/>
+      <w:lvlJc w:val="left"/>
+    </w:lvl>
+    <w:lvl w:ilvl="7" w:tplc="AADAE802">
+      <w:numFmt w:val="decimal"/>
+      <w:lvlText w:val=""/>
+      <w:lvlJc w:val="left"/>
+    </w:lvl>
+    <w:lvl w:ilvl="8" w:tplc="514AD3A0">
+      <w:numFmt w:val="decimal"/>
+      <w:lvlText w:val=""/>
+      <w:lvlJc w:val="left"/>
+    </w:lvl>
+  </w:abstractNum>
+  <w:abstractNum w:abstractNumId="1" w15:restartNumberingAfterBreak="0">
+    <w:nsid w:val="5D956995"/>
+    <w:multiLevelType w:val="hybridMultilevel"/>
+    <w:tmpl w:val="6F406B8E"/>
+    <w:lvl w:ilvl="0" w:tplc="A89A9330" w:tentative="1">
+      <w:start w:val="1"/>
+      <w:numFmt w:val="bullet"/>
+      <w:lvlText w:val="•"/>
+      <w:lvlJc w:val="left"/>
+      <w:pPr>
+        <w:ind w:left="540" w:hanging="300"/>
+      </w:pPr>
+    </w:lvl>
+    <w:lvl w:ilvl="1" w:tplc="26D634BA" w:tentative="1">
+      <w:start w:val="1"/>
+      <w:numFmt w:val="bullet"/>
+      <w:lvlText w:val="–"/>
+      <w:lvlJc w:val="left"/>
+      <w:pPr>
+        <w:ind w:left="940" w:hanging="300"/>
+      </w:pPr>
+    </w:lvl>
+    <w:lvl w:ilvl="2" w:tplc="4402802C" w:tentative="1">
+      <w:start w:val="1"/>
+      <w:numFmt w:val="bullet"/>
+      <w:lvlText w:val="◦"/>
+      <w:lvlJc w:val="left"/>
+      <w:pPr>
+        <w:ind w:left="1340" w:hanging="300"/>
+      </w:pPr>
+    </w:lvl>
+    <w:lvl w:ilvl="3" w:tplc="A3D0CBB4">
+      <w:numFmt w:val="decimal"/>
+      <w:lvlText w:val=""/>
+      <w:lvlJc w:val="left"/>
+    </w:lvl>
+    <w:lvl w:ilvl="4" w:tplc="31167A3C">
+      <w:numFmt w:val="decimal"/>
+      <w:lvlText w:val=""/>
+      <w:lvlJc w:val="left"/>
+    </w:lvl>
+    <w:lvl w:ilvl="5" w:tplc="C010CDB2">
+      <w:numFmt w:val="decimal"/>
+      <w:lvlText w:val=""/>
+      <w:lvlJc w:val="left"/>
+    </w:lvl>
+    <w:lvl w:ilvl="6" w:tplc="BD0CF0C8">
+      <w:numFmt w:val="decimal"/>
+      <w:lvlText w:val=""/>
+      <w:lvlJc w:val="left"/>
+    </w:lvl>
+    <w:lvl w:ilvl="7" w:tplc="A8622D00">
+      <w:numFmt w:val="decimal"/>
+      <w:lvlText w:val=""/>
+      <w:lvlJc w:val="left"/>
+    </w:lvl>
+    <w:lvl w:ilvl="8" w:tplc="E8083ECC">
+      <w:numFmt w:val="decimal"/>
+      <w:lvlText w:val=""/>
+      <w:lvlJc w:val="left"/>
+    </w:lvl>
+  </w:abstractNum>
+  <w:abstractNum w:abstractNumId="2" w15:restartNumberingAfterBreak="0">
+    <w:nsid w:val="6F4A3F8B"/>
+    <w:multiLevelType w:val="hybridMultilevel"/>
+    <w:tmpl w:val="FFB8E7DE"/>
+    <w:lvl w:ilvl="0" w:tplc="C7E65BD4" w:tentative="1">
       <w:start w:val="1"/>
       <w:numFmt w:val="bullet"/>
       <w:lvlText w:val="●"/>
@@ -7855,7 +8125,7 @@
         <w:ind w:left="720" w:hanging="360"/>
       </w:pPr>
     </w:lvl>
-    <w:lvl w:ilvl="1" w:tplc="1B5CDE7E" w:tentative="1">
+    <w:lvl w:ilvl="1" w:tplc="66681396" w:tentative="1">
       <w:start w:val="1"/>
       <w:numFmt w:val="bullet"/>
       <w:lvlText w:val="○"/>
@@ -7864,7 +8134,7 @@
         <w:ind w:left="1440" w:hanging="360"/>
       </w:pPr>
     </w:lvl>
-    <w:lvl w:ilvl="2" w:tplc="3F52BA74" w:tentative="1">
+    <w:lvl w:ilvl="2" w:tplc="D1AC2B2C" w:tentative="1">
       <w:start w:val="1"/>
       <w:numFmt w:val="bullet"/>
       <w:lvlText w:val="■"/>
@@ -7873,7 +8143,7 @@
         <w:ind w:left="2160" w:hanging="360"/>
       </w:pPr>
     </w:lvl>
-    <w:lvl w:ilvl="3" w:tplc="80B2996C" w:tentative="1">
+    <w:lvl w:ilvl="3" w:tplc="90A0ACEC" w:tentative="1">
       <w:start w:val="1"/>
       <w:numFmt w:val="bullet"/>
       <w:lvlText w:val="●"/>
@@ -7882,7 +8152,7 @@
         <w:ind w:left="2880" w:hanging="360"/>
       </w:pPr>
     </w:lvl>
-    <w:lvl w:ilvl="4" w:tplc="521C4B36" w:tentative="1">
+    <w:lvl w:ilvl="4" w:tplc="6A54BAA0" w:tentative="1">
       <w:start w:val="1"/>
       <w:numFmt w:val="bullet"/>
       <w:lvlText w:val="○"/>
@@ -7891,7 +8161,7 @@
         <w:ind w:left="3600" w:hanging="360"/>
       </w:pPr>
     </w:lvl>
-    <w:lvl w:ilvl="5" w:tplc="CF6AAA62" w:tentative="1">
+    <w:lvl w:ilvl="5" w:tplc="03C60C72" w:tentative="1">
       <w:start w:val="1"/>
       <w:numFmt w:val="bullet"/>
       <w:lvlText w:val="■"/>
@@ -7900,7 +8170,7 @@
         <w:ind w:left="4320" w:hanging="360"/>
       </w:pPr>
     </w:lvl>
-    <w:lvl w:ilvl="6" w:tplc="E3D4E232" w:tentative="1">
+    <w:lvl w:ilvl="6" w:tplc="DD3E1AA0" w:tentative="1">
       <w:start w:val="1"/>
       <w:numFmt w:val="bullet"/>
       <w:lvlText w:val="●"/>
@@ -7909,7 +8179,7 @@
         <w:ind w:left="5040" w:hanging="360"/>
       </w:pPr>
     </w:lvl>
-    <w:lvl w:ilvl="7" w:tplc="5130FDE4" w:tentative="1">
+    <w:lvl w:ilvl="7" w:tplc="CF28C76C" w:tentative="1">
       <w:start w:val="1"/>
       <w:numFmt w:val="bullet"/>
       <w:lvlText w:val="●"/>
@@ -7918,7 +8188,7 @@
         <w:ind w:left="5760" w:hanging="360"/>
       </w:pPr>
     </w:lvl>
-    <w:lvl w:ilvl="8" w:tplc="DFC65BD8" w:tentative="1">
+    <w:lvl w:ilvl="8" w:tplc="3746C388" w:tentative="1">
       <w:start w:val="1"/>
       <w:numFmt w:val="bullet"/>
       <w:lvlText w:val="●"/>
@@ -7928,132 +8198,8 @@
       </w:pPr>
     </w:lvl>
   </w:abstractNum>
-  <w:abstractNum w:abstractNumId="1" w15:restartNumberingAfterBreak="0">
-    <w:nsid w:val="5FB454F4"/>
-    <w:multiLevelType w:val="hybridMultilevel"/>
-    <w:tmpl w:val="D244F63E"/>
-    <w:lvl w:ilvl="0" w:tplc="54BC4144" w:tentative="1">
-      <w:start w:val="1"/>
-      <w:numFmt w:val="decimal"/>
-      <w:lvlText w:val="%1."/>
-      <w:lvlJc w:val="left"/>
-      <w:pPr>
-        <w:ind w:left="540" w:hanging="300"/>
-      </w:pPr>
-    </w:lvl>
-    <w:lvl w:ilvl="1" w:tplc="4E5C72FE" w:tentative="1">
-      <w:start w:val="1"/>
-      <w:numFmt w:val="lowerLetter"/>
-      <w:lvlText w:val="%2."/>
-      <w:lvlJc w:val="left"/>
-      <w:pPr>
-        <w:ind w:left="940" w:hanging="300"/>
-      </w:pPr>
-    </w:lvl>
-    <w:lvl w:ilvl="2" w:tplc="F58826A4" w:tentative="1">
-      <w:start w:val="1"/>
-      <w:numFmt w:val="lowerRoman"/>
-      <w:lvlText w:val="%3."/>
-      <w:lvlJc w:val="left"/>
-      <w:pPr>
-        <w:ind w:left="1340" w:hanging="300"/>
-      </w:pPr>
-    </w:lvl>
-    <w:lvl w:ilvl="3" w:tplc="D382B706">
-      <w:numFmt w:val="decimal"/>
-      <w:lvlText w:val=""/>
-      <w:lvlJc w:val="left"/>
-    </w:lvl>
-    <w:lvl w:ilvl="4" w:tplc="FBCEC55E">
-      <w:numFmt w:val="decimal"/>
-      <w:lvlText w:val=""/>
-      <w:lvlJc w:val="left"/>
-    </w:lvl>
-    <w:lvl w:ilvl="5" w:tplc="55A6549C">
-      <w:numFmt w:val="decimal"/>
-      <w:lvlText w:val=""/>
-      <w:lvlJc w:val="left"/>
-    </w:lvl>
-    <w:lvl w:ilvl="6" w:tplc="77020D86">
-      <w:numFmt w:val="decimal"/>
-      <w:lvlText w:val=""/>
-      <w:lvlJc w:val="left"/>
-    </w:lvl>
-    <w:lvl w:ilvl="7" w:tplc="27CABD76">
-      <w:numFmt w:val="decimal"/>
-      <w:lvlText w:val=""/>
-      <w:lvlJc w:val="left"/>
-    </w:lvl>
-    <w:lvl w:ilvl="8" w:tplc="FFC6D3B2">
-      <w:numFmt w:val="decimal"/>
-      <w:lvlText w:val=""/>
-      <w:lvlJc w:val="left"/>
-    </w:lvl>
-  </w:abstractNum>
-  <w:abstractNum w:abstractNumId="2" w15:restartNumberingAfterBreak="0">
-    <w:nsid w:val="773333D9"/>
-    <w:multiLevelType w:val="hybridMultilevel"/>
-    <w:tmpl w:val="70862BD0"/>
-    <w:lvl w:ilvl="0" w:tplc="51BAAE38" w:tentative="1">
-      <w:start w:val="1"/>
-      <w:numFmt w:val="bullet"/>
-      <w:lvlText w:val="•"/>
-      <w:lvlJc w:val="left"/>
-      <w:pPr>
-        <w:ind w:left="540" w:hanging="300"/>
-      </w:pPr>
-    </w:lvl>
-    <w:lvl w:ilvl="1" w:tplc="19C601CE" w:tentative="1">
-      <w:start w:val="1"/>
-      <w:numFmt w:val="bullet"/>
-      <w:lvlText w:val="–"/>
-      <w:lvlJc w:val="left"/>
-      <w:pPr>
-        <w:ind w:left="940" w:hanging="300"/>
-      </w:pPr>
-    </w:lvl>
-    <w:lvl w:ilvl="2" w:tplc="7FA08F3E" w:tentative="1">
-      <w:start w:val="1"/>
-      <w:numFmt w:val="bullet"/>
-      <w:lvlText w:val="◦"/>
-      <w:lvlJc w:val="left"/>
-      <w:pPr>
-        <w:ind w:left="1340" w:hanging="300"/>
-      </w:pPr>
-    </w:lvl>
-    <w:lvl w:ilvl="3" w:tplc="C5A014FE">
-      <w:numFmt w:val="decimal"/>
-      <w:lvlText w:val=""/>
-      <w:lvlJc w:val="left"/>
-    </w:lvl>
-    <w:lvl w:ilvl="4" w:tplc="DB6E9AA2">
-      <w:numFmt w:val="decimal"/>
-      <w:lvlText w:val=""/>
-      <w:lvlJc w:val="left"/>
-    </w:lvl>
-    <w:lvl w:ilvl="5" w:tplc="E3AAA960">
-      <w:numFmt w:val="decimal"/>
-      <w:lvlText w:val=""/>
-      <w:lvlJc w:val="left"/>
-    </w:lvl>
-    <w:lvl w:ilvl="6" w:tplc="3A068736">
-      <w:numFmt w:val="decimal"/>
-      <w:lvlText w:val=""/>
-      <w:lvlJc w:val="left"/>
-    </w:lvl>
-    <w:lvl w:ilvl="7" w:tplc="AE0C76E0">
-      <w:numFmt w:val="decimal"/>
-      <w:lvlText w:val=""/>
-      <w:lvlJc w:val="left"/>
-    </w:lvl>
-    <w:lvl w:ilvl="8" w:tplc="FCC49806">
-      <w:numFmt w:val="decimal"/>
-      <w:lvlText w:val=""/>
-      <w:lvlJc w:val="left"/>
-    </w:lvl>
-  </w:abstractNum>
   <w:num w:numId="1">
-    <w:abstractNumId w:val="0"/>
+    <w:abstractNumId w:val="2"/>
     <w:lvlOverride w:ilvl="0">
       <w:startOverride w:val="1"/>
     </w:lvlOverride>
@@ -8682,7 +8828,7 @@
     <w:autoRedefine/>
     <w:uiPriority w:val="39"/>
     <w:unhideWhenUsed/>
-    <w:rsid w:val="00B5659A"/>
+    <w:rsid w:val="004311A4"/>
     <w:pPr>
       <w:spacing w:after="100"/>
     </w:pPr>
